--- a/publication_paper_v2/TuNguyen_PublicationPaper_MaxSAT_Formulation_Phase3_V1.6_New_Not_Review_Yet.docx
+++ b/publication_paper_v2/TuNguyen_PublicationPaper_MaxSAT_Formulation_Phase3_V1.6_New_Not_Review_Yet.docx
@@ -465,12 +465,12 @@
           <w:tcPr>
             <w:tcW w:w="9360" w:type="dxa"/>
             <w:tcBorders>
-              <w:top w:val="single" w:sz="4" w:space="0" w:color="085041"/>
-              <w:left w:val="single" w:sz="4" w:space="0" w:color="085041"/>
-              <w:bottom w:val="single" w:sz="4" w:space="0" w:color="085041"/>
-              <w:right w:val="single" w:sz="4" w:space="0" w:color="085041"/>
-            </w:tcBorders>
-            <w:shd w:val="clear" w:color="auto" w:fill="E1F5EE"/>
+              <w:top w:val="single" w:sz="4" w:space="0" w:color="26215C"/>
+              <w:left w:val="single" w:sz="4" w:space="0" w:color="26215C"/>
+              <w:bottom w:val="single" w:sz="4" w:space="0" w:color="26215C"/>
+              <w:right w:val="single" w:sz="4" w:space="0" w:color="26215C"/>
+            </w:tcBorders>
+            <w:shd w:val="clear" w:color="auto" w:fill="EEEDFE"/>
             <w:tcMar>
               <w:top w:w="140" w:type="dxa"/>
               <w:left w:w="180" w:type="dxa"/>
@@ -487,11 +487,11 @@
                 <w:rFonts w:ascii="Arial" w:eastAsia="Arial" w:hAnsi="Arial" w:cs="Arial"/>
                 <w:b/>
                 <w:bCs/>
-                <w:color w:val="085041"/>
-                <w:sz w:val="19"/>
-                <w:szCs w:val="19"/>
-              </w:rPr>
-              <w:t>Summary of changes V4 — known-limitations resolution</w:t>
+                <w:color w:val="26215C"/>
+                <w:sz w:val="19"/>
+                <w:szCs w:val="19"/>
+              </w:rPr>
+              <w:t>Summary of changes V5 — formulation-rigor fixes</w:t>
             </w:r>
           </w:p>
           <w:p>
@@ -505,7 +505,7 @@
                 <w:sz w:val="19"/>
                 <w:szCs w:val="19"/>
               </w:rPr>
-              <w:t>K.1 resolved: τᵈ and τᵈᵖ are now functions of cumulative cross-zone observation count via a new learning-decay parameter γ (Section A; revised C9 and C13). γ=1 recovers the V3 static threshold exactly — the attacker-learning extension is opt-in and backward compatible.</w:t>
+              <w:t>C9/C13 independence clarified: persona rotation under C13 never offsets the type-discovery clock under C9 — stated explicitly as a design decision (Section D), not left as an implicit reading of the clauses.</w:t>
             </w:r>
           </w:p>
           <w:p>
@@ -519,7 +519,7 @@
                 <w:sz w:val="19"/>
                 <w:szCs w:val="19"/>
               </w:rPr>
-              <w:t>K.2 resolved: qₚ is now a confidence-weighted blend of the STIX-driven prior and an empirical posterior derived from observed honeypot interaction logs, via new parameters βₘₐˣ and κ and a new Algorithm 1 Step 3b. β=0 (zero observations) recovers the V3 STIX-only update exactly.</w:t>
+              <w:t>C8/C13 compatibility condition added (equation 15): Δ ≥ ⌈H/τᵈᵖ⌉ − 1 is now a checkable precondition that catches parameter combinations where C8’s churn budget and C13’s forced-rotation requirement would be jointly unsatisfiable, surfaced at instance-construction time rather than as a silent UNSAT.</w:t>
             </w:r>
           </w:p>
           <w:p>
@@ -533,7 +533,7 @@
                 <w:sz w:val="19"/>
                 <w:szCs w:val="19"/>
               </w:rPr>
-              <w:t>L.1 resolved (lower-severity item): GKᵢ,ₚ construction is now automatable via a role-compatibility matrix M(servertype, persona) thresholded at τ_GK, replacing fully manual pairwise verification.</w:t>
+              <w:t>Discovery-threshold floor added: equations 12 and 13 (τᵈ and τᵈᵖ) now include an explicit max(1, …) floor, preventing the V4 learning-decay and C11 threat-decay terms from compounding to a sub-slot threshold that is meaningless in discrete time.</w:t>
             </w:r>
           </w:p>
           <w:p>
@@ -547,7 +547,7 @@
                 <w:sz w:val="19"/>
                 <w:szCs w:val="19"/>
               </w:rPr>
-              <w:t>L.2 addressed (lower-severity item): new constraint C15 introduces a minimum real-time slot-duration floor h_min, which does not eliminate the single-shot attack risk but makes it explicit and detectable at instance-construction time rather than a silent gap.</w:t>
+              <w:t>Nᵢ,ₚ(t) given a full formal recurrence, including a new cooldown-decay mechanism (ρ_decay, Δ_N), matching the constructive-definition standard used for every other derived quantity in the document (uᵢ,z,t, cⱼ,a,t, etc.).</w:t>
             </w:r>
           </w:p>
           <w:p>
@@ -561,7 +561,35 @@
                 <w:sz w:val="19"/>
                 <w:szCs w:val="19"/>
               </w:rPr>
-              <w:t>All four changes preserve backward compatibility with V3 and, transitively, with the original base paper: each new parameter has a default value at which the V4 formulation collapses exactly to its V3 equivalent.</w:t>
+              <w:t>Constraint evaluation order clarified: C1–C15 are stated explicitly as a flat conjunction with no inherent precedence, removing ambiguity introduced by narrative phrases like “C11 forces faster rotation” elsewhere in the document.</w:t>
+            </w:r>
+          </w:p>
+          <w:p>
+            <w:pPr>
+              <w:spacing w:after="60" w:line="260" w:lineRule="auto"/>
+            </w:pPr>
+            <w:r>
+              <w:rPr>
+                <w:rFonts w:ascii="Arial" w:eastAsia="Arial" w:hAnsi="Arial" w:cs="Arial"/>
+                <w:color w:val="3D3D3A"/>
+                <w:sz w:val="19"/>
+                <w:szCs w:val="19"/>
+              </w:rPr>
+              <w:t>The formal instance tuple (equation 1, Section A) is rewritten to include every V4–V5 parameter, restoring it as the single source of truth — it had gone stale relative to the prose across V3–V4.</w:t>
+            </w:r>
+          </w:p>
+          <w:p>
+            <w:pPr>
+              <w:spacing w:after="60" w:line="260" w:lineRule="auto"/>
+            </w:pPr>
+            <w:r>
+              <w:rPr>
+                <w:rFonts w:ascii="Arial" w:eastAsia="Arial" w:hAnsi="Arial" w:cs="Arial"/>
+                <w:color w:val="3D3D3A"/>
+                <w:sz w:val="19"/>
+                <w:szCs w:val="19"/>
+              </w:rPr>
+              <w:t>All five fixes are additive clarifications or explicit preconditions; none changes the behaviour of any V1–V4 worked example in this document, and none introduces a new primary decision variable.</w:t>
             </w:r>
           </w:p>
         </w:tc>
@@ -629,7 +657,7 @@
                 <w:sz w:val="19"/>
                 <w:szCs w:val="19"/>
               </w:rPr>
-              <w:t>Summary of changes V3 — critical gap revision</w:t>
+              <w:t>Summary of changes V4 — known-limitations resolution</w:t>
             </w:r>
           </w:p>
           <w:p>
@@ -643,7 +671,7 @@
                 <w:sz w:val="19"/>
                 <w:szCs w:val="19"/>
               </w:rPr>
-              <w:t>Added C14 (cross-zone persona uniqueness), closing the gap where C12 only prevented persona collisions within a single zone. An attacker correlating identity artifacts across zone boundaries (shared DNS suffix, common AD forest, certificate transparency logs) could previously detect the same persona deployed in two zones simultaneously.</w:t>
+              <w:t>K.1 resolved: τᵈ and τᵈᵖ are now functions of cumulative cross-zone observation count via a new learning-decay parameter γ (Section A; revised C9 and C13). γ=1 recovers the V3 static threshold exactly — the attacker-learning extension is opt-in and backward compatible.</w:t>
             </w:r>
           </w:p>
           <w:p>
@@ -657,7 +685,8 @@
                 <w:sz w:val="19"/>
                 <w:szCs w:val="19"/>
               </w:rPr>
-              <w:t>Revised Algorithm 1 Step 3 to resolve multiple simultaneous STIX/TAXII signals via confidence-weighted blending, replacing an undefined precedence rule for concurrent signals.</w:t>
+              <w:lastRenderedPageBreak/>
+              <w:t>K.2 resolved: qₚ is now a confidence-weighted blend of the STIX-driven prior and an empirical posterior derived from observed honeypot interaction logs, via new parameters βₘₐˣ and κ and a new Algorithm 1 Step 3b. β=0 (zero observations) recovers the V3 STIX-only update exactly.</w:t>
             </w:r>
           </w:p>
           <w:p>
@@ -671,8 +700,13 @@
                 <w:sz w:val="19"/>
                 <w:szCs w:val="19"/>
               </w:rPr>
-              <w:t xml:space="preserve">Added Section J (Known Limitations), documenting two gaps that remain open by design: the absence of an attacker learning model for τᵈ/τᵈᵖ, and the absence of an empirical feedback loop from observed </w:t>
-            </w:r>
+              <w:t>L.1 resolved (lower-severity item): GKᵢ,ₚ construction is now automatable via a role-compatibility matrix M(servertype, persona) thresholded at τ_GK, replacing fully manual pairwise verification.</w:t>
+            </w:r>
+          </w:p>
+          <w:p>
+            <w:pPr>
+              <w:spacing w:after="60" w:line="260" w:lineRule="auto"/>
+            </w:pPr>
             <w:r>
               <w:rPr>
                 <w:rFonts w:ascii="Arial" w:eastAsia="Arial" w:hAnsi="Arial" w:cs="Arial"/>
@@ -680,8 +714,7 @@
                 <w:sz w:val="19"/>
                 <w:szCs w:val="19"/>
               </w:rPr>
-              <w:lastRenderedPageBreak/>
-              <w:t>honeypot interactions into qₚ. Both require extending the formulation beyond constraint addition and are flagged as future work rather than patched.</w:t>
+              <w:t>L.2 addressed (lower-severity item): new constraint C15 introduces a minimum real-time slot-duration floor h_min, which does not eliminate the single-shot attack risk but makes it explicit and detectable at instance-construction time rather than a silent gap.</w:t>
             </w:r>
           </w:p>
           <w:p>
@@ -695,21 +728,7 @@
                 <w:sz w:val="19"/>
                 <w:szCs w:val="19"/>
               </w:rPr>
-              <w:t>Added category grouping, relationship visualization, and architecture diagrams for each major section (Appendix A).</w:t>
-            </w:r>
-          </w:p>
-          <w:p>
-            <w:pPr>
-              <w:spacing w:after="60" w:line="260" w:lineRule="auto"/>
-            </w:pPr>
-            <w:r>
-              <w:rPr>
-                <w:rFonts w:ascii="Arial" w:eastAsia="Arial" w:hAnsi="Arial" w:cs="Arial"/>
-                <w:color w:val="3D3D3A"/>
-                <w:sz w:val="19"/>
-                <w:szCs w:val="19"/>
-              </w:rPr>
-              <w:t>Both C14 and the Algorithm 1 revision preserve full backward compatibility: C14 collapses to a restatement of C12 when |Z|=1, and the Step 3 revision is a strict generalization of the single-signal case (a lone signal receives blend weight 1.0).</w:t>
+              <w:t>All four changes preserve backward compatibility with V3 and, transitively, with the original base paper: each new parameter has a default value at which the V4 formulation collapses exactly to its V3 equivalent.</w:t>
             </w:r>
           </w:p>
         </w:tc>
@@ -751,12 +770,12 @@
           <w:tcPr>
             <w:tcW w:w="9360" w:type="dxa"/>
             <w:tcBorders>
-              <w:top w:val="single" w:sz="4" w:space="0" w:color="444441"/>
-              <w:left w:val="single" w:sz="4" w:space="0" w:color="444441"/>
-              <w:bottom w:val="single" w:sz="4" w:space="0" w:color="444441"/>
-              <w:right w:val="single" w:sz="4" w:space="0" w:color="444441"/>
-            </w:tcBorders>
-            <w:shd w:val="clear" w:color="auto" w:fill="F1EFE8"/>
+              <w:top w:val="single" w:sz="4" w:space="0" w:color="085041"/>
+              <w:left w:val="single" w:sz="4" w:space="0" w:color="085041"/>
+              <w:bottom w:val="single" w:sz="4" w:space="0" w:color="085041"/>
+              <w:right w:val="single" w:sz="4" w:space="0" w:color="085041"/>
+            </w:tcBorders>
+            <w:shd w:val="clear" w:color="auto" w:fill="E1F5EE"/>
             <w:tcMar>
               <w:top w:w="140" w:type="dxa"/>
               <w:left w:w="180" w:type="dxa"/>
@@ -773,11 +792,11 @@
                 <w:rFonts w:ascii="Arial" w:eastAsia="Arial" w:hAnsi="Arial" w:cs="Arial"/>
                 <w:b/>
                 <w:bCs/>
-                <w:color w:val="444441"/>
-                <w:sz w:val="19"/>
-                <w:szCs w:val="19"/>
-              </w:rPr>
-              <w:t>Summary of changes V2</w:t>
+                <w:color w:val="085041"/>
+                <w:sz w:val="19"/>
+                <w:szCs w:val="19"/>
+              </w:rPr>
+              <w:t>Summary of changes V3 — critical gap revision</w:t>
             </w:r>
           </w:p>
           <w:p>
@@ -791,7 +810,63 @@
                 <w:sz w:val="19"/>
                 <w:szCs w:val="19"/>
               </w:rPr>
-              <w:t>Added category grouping, relationship visualization, and future gap identification for each section.</w:t>
+              <w:t>Added C14 (cross-zone persona uniqueness), closing the gap where C12 only prevented persona collisions within a single zone. An attacker correlating identity artifacts across zone boundaries (shared DNS suffix, common AD forest, certificate transparency logs) could previously detect the same persona deployed in two zones simultaneously.</w:t>
+            </w:r>
+          </w:p>
+          <w:p>
+            <w:pPr>
+              <w:spacing w:after="60" w:line="260" w:lineRule="auto"/>
+            </w:pPr>
+            <w:r>
+              <w:rPr>
+                <w:rFonts w:ascii="Arial" w:eastAsia="Arial" w:hAnsi="Arial" w:cs="Arial"/>
+                <w:color w:val="3D3D3A"/>
+                <w:sz w:val="19"/>
+                <w:szCs w:val="19"/>
+              </w:rPr>
+              <w:t>Revised Algorithm 1 Step 3 to resolve multiple simultaneous STIX/TAXII signals via confidence-weighted blending, replacing an undefined precedence rule for concurrent signals.</w:t>
+            </w:r>
+          </w:p>
+          <w:p>
+            <w:pPr>
+              <w:spacing w:after="60" w:line="260" w:lineRule="auto"/>
+            </w:pPr>
+            <w:r>
+              <w:rPr>
+                <w:rFonts w:ascii="Arial" w:eastAsia="Arial" w:hAnsi="Arial" w:cs="Arial"/>
+                <w:color w:val="3D3D3A"/>
+                <w:sz w:val="19"/>
+                <w:szCs w:val="19"/>
+              </w:rPr>
+              <w:t>Added Section J (Known Limitations), documenting two gaps that remain open by design: the absence of an attacker learning model for τᵈ/τᵈᵖ, and the absence of an empirical feedback loop from observed honeypot interactions into qₚ. Both require extending the formulation beyond constraint addition and are flagged as future work rather than patched.</w:t>
+            </w:r>
+          </w:p>
+          <w:p>
+            <w:pPr>
+              <w:spacing w:after="60" w:line="260" w:lineRule="auto"/>
+            </w:pPr>
+            <w:r>
+              <w:rPr>
+                <w:rFonts w:ascii="Arial" w:eastAsia="Arial" w:hAnsi="Arial" w:cs="Arial"/>
+                <w:color w:val="3D3D3A"/>
+                <w:sz w:val="19"/>
+                <w:szCs w:val="19"/>
+              </w:rPr>
+              <w:t>Added category grouping, relationship visualization, and architecture diagrams for each major section (Appendix A).</w:t>
+            </w:r>
+          </w:p>
+          <w:p>
+            <w:pPr>
+              <w:spacing w:after="60" w:line="260" w:lineRule="auto"/>
+            </w:pPr>
+            <w:r>
+              <w:rPr>
+                <w:rFonts w:ascii="Arial" w:eastAsia="Arial" w:hAnsi="Arial" w:cs="Arial"/>
+                <w:color w:val="3D3D3A"/>
+                <w:sz w:val="19"/>
+                <w:szCs w:val="19"/>
+              </w:rPr>
+              <w:t>Both C14 and the Algorithm 1 revision preserve full backward compatibility: C14 collapses to a restatement of C12 when |Z|=1, and the Step 3 revision is a strict generalization of the single-signal case (a lone signal receives blend weight 1.0).</w:t>
             </w:r>
           </w:p>
         </w:tc>
@@ -859,6 +934,88 @@
                 <w:sz w:val="19"/>
                 <w:szCs w:val="19"/>
               </w:rPr>
+              <w:t>Summary of changes V2</w:t>
+            </w:r>
+          </w:p>
+          <w:p>
+            <w:pPr>
+              <w:spacing w:after="60" w:line="260" w:lineRule="auto"/>
+            </w:pPr>
+            <w:r>
+              <w:rPr>
+                <w:rFonts w:ascii="Arial" w:eastAsia="Arial" w:hAnsi="Arial" w:cs="Arial"/>
+                <w:color w:val="3D3D3A"/>
+                <w:sz w:val="19"/>
+                <w:szCs w:val="19"/>
+              </w:rPr>
+              <w:t>Added category grouping, relationship visualization, and future gap identification for each section.</w:t>
+            </w:r>
+          </w:p>
+        </w:tc>
+      </w:tr>
+    </w:tbl>
+    <w:p>
+      <w:pPr>
+        <w:spacing w:before="160"/>
+      </w:pPr>
+    </w:p>
+    <w:tbl>
+      <w:tblPr>
+        <w:tblW w:w="9360" w:type="dxa"/>
+        <w:tblBorders>
+          <w:top w:val="single" w:sz="4" w:space="0" w:color="auto"/>
+          <w:left w:val="single" w:sz="4" w:space="0" w:color="auto"/>
+          <w:bottom w:val="single" w:sz="4" w:space="0" w:color="auto"/>
+          <w:right w:val="single" w:sz="4" w:space="0" w:color="auto"/>
+          <w:insideH w:val="single" w:sz="4" w:space="0" w:color="auto"/>
+          <w:insideV w:val="single" w:sz="4" w:space="0" w:color="auto"/>
+        </w:tblBorders>
+        <w:tblCellMar>
+          <w:left w:w="10" w:type="dxa"/>
+          <w:right w:w="10" w:type="dxa"/>
+        </w:tblCellMar>
+        <w:tblLook w:val="0000" w:firstRow="0" w:lastRow="0" w:firstColumn="0" w:lastColumn="0" w:noHBand="0" w:noVBand="0"/>
+      </w:tblPr>
+      <w:tblGrid>
+        <w:gridCol w:w="9360"/>
+      </w:tblGrid>
+      <w:tr>
+        <w:tblPrEx>
+          <w:tblCellMar>
+            <w:top w:w="0" w:type="dxa"/>
+            <w:bottom w:w="0" w:type="dxa"/>
+          </w:tblCellMar>
+        </w:tblPrEx>
+        <w:tc>
+          <w:tcPr>
+            <w:tcW w:w="9360" w:type="dxa"/>
+            <w:tcBorders>
+              <w:top w:val="single" w:sz="4" w:space="0" w:color="444441"/>
+              <w:left w:val="single" w:sz="4" w:space="0" w:color="444441"/>
+              <w:bottom w:val="single" w:sz="4" w:space="0" w:color="444441"/>
+              <w:right w:val="single" w:sz="4" w:space="0" w:color="444441"/>
+            </w:tcBorders>
+            <w:shd w:val="clear" w:color="auto" w:fill="F1EFE8"/>
+            <w:tcMar>
+              <w:top w:w="140" w:type="dxa"/>
+              <w:left w:w="180" w:type="dxa"/>
+              <w:bottom w:w="140" w:type="dxa"/>
+              <w:right w:w="180" w:type="dxa"/>
+            </w:tcMar>
+          </w:tcPr>
+          <w:p>
+            <w:pPr>
+              <w:spacing w:after="80"/>
+            </w:pPr>
+            <w:r>
+              <w:rPr>
+                <w:rFonts w:ascii="Arial" w:eastAsia="Arial" w:hAnsi="Arial" w:cs="Arial"/>
+                <w:b/>
+                <w:bCs/>
+                <w:color w:val="444441"/>
+                <w:sz w:val="19"/>
+                <w:szCs w:val="19"/>
+              </w:rPr>
               <w:t>Summary of changes V1</w:t>
             </w:r>
           </w:p>
@@ -901,7 +1058,17 @@
                 <w:sz w:val="19"/>
                 <w:szCs w:val="19"/>
               </w:rPr>
-              <w:t>3. Scale limitation acknowledged in the complexity section. |K|·|Z|·H·|P| is independent of network size — a 50-host and 50,000-host enterprise produce the same primary variable count. The soft-clause database O(|K|·|A|·|T|·H·|P|) is identified as where network size actually enters. NP-hardness is re-anchored to the |A|·|T| clause structure rather than the variable count.</w:t>
+              <w:t xml:space="preserve">3. Scale limitation acknowledged in the complexity section. |K|·|Z|·H·|P| is independent of network size — a 50-host and 50,000-host enterprise produce the same primary variable count. The soft-clause database </w:t>
+            </w:r>
+            <w:r>
+              <w:rPr>
+                <w:rFonts w:ascii="Arial" w:eastAsia="Arial" w:hAnsi="Arial" w:cs="Arial"/>
+                <w:color w:val="3D3D3A"/>
+                <w:sz w:val="19"/>
+                <w:szCs w:val="19"/>
+              </w:rPr>
+              <w:lastRenderedPageBreak/>
+              <w:t>O(|K|·|A|·|T|·H·|P|) is identified as where network size actually enters. NP-hardness is re-anchored to the |A|·|T| clause structure rather than the variable count.</w:t>
             </w:r>
           </w:p>
           <w:p>
@@ -923,6 +1090,7 @@
     </w:tbl>
     <w:p>
       <w:r>
+        <w:lastRenderedPageBreak/>
         <w:br w:type="page"/>
       </w:r>
     </w:p>
@@ -951,16 +1119,30 @@
     </w:p>
     <w:p>
       <w:pPr>
-        <w:spacing w:before="120" w:after="120" w:line="260" w:lineRule="auto"/>
+        <w:spacing w:before="120" w:after="10" w:line="260" w:lineRule="auto"/>
       </w:pPr>
       <w:r>
         <w:rPr>
           <w:rFonts w:ascii="Consolas" w:eastAsia="Consolas" w:hAnsi="Consolas" w:cs="Consolas"/>
           <w:color w:val="3D3D3A"/>
-          <w:sz w:val="20"/>
-          <w:szCs w:val="20"/>
+          <w:sz w:val="19"/>
+          <w:szCs w:val="19"/>
         </w:rPr>
-        <w:t>I = (K, T, A, Z, P, G, C, I₂, ⋄, w, cost, B, B₂, dₘ, hᵈ, σ, ρ, iv, GK, τᵈ, τᵈᵖ, τᵈ⁰, Δ, Δₚ, q, ρₘₐˣ, H)     (1)</w:t>
+        <w:t>I = (K, T, A, Z, P, G, C, I₂, ⋄, w, cost, B, B₂, dₘ, hᵈ, σ, ρ, iv,</w:t>
+      </w:r>
+    </w:p>
+    <w:p>
+      <w:pPr>
+        <w:spacing w:before="60" w:after="120" w:line="260" w:lineRule="auto"/>
+      </w:pPr>
+      <w:r>
+        <w:rPr>
+          <w:rFonts w:ascii="Consolas" w:eastAsia="Consolas" w:hAnsi="Consolas" w:cs="Consolas"/>
+          <w:color w:val="3D3D3A"/>
+          <w:sz w:val="18"/>
+          <w:szCs w:val="18"/>
+        </w:rPr>
+        <w:t xml:space="preserve">     GK, τᵈ, τᵈᵖ, τᵈ⁰, Δ, Δₚ, q, ρₘₐˣ, H, γ, βₘₐˣ, κ, τ_GK, h_min, κ_min, ρ_decay, Δ_N)     (1)</w:t>
       </w:r>
     </w:p>
     <w:p>
@@ -973,7 +1155,7 @@
           <w:sz w:val="22"/>
           <w:szCs w:val="22"/>
         </w:rPr>
-        <w:t>where all components from the original instance tuple (K, T, A, Z, G, C, I₂, ⋄, w, cost, B, B₂, dₘ, hᵈ, σ, ρ, iv) and the persona-layer components are defined below.</w:t>
+        <w:t>where the first line reproduces the original base-paper instance tuple (K, T, A, Z, G, C, I₂, ⋄, w, cost, B, B₂, dₘ, hᵈ, σ, ρ, iv) unchanged, the second line’s first nine symbols (GK … H) are the V1–V3 persona-layer additions, and the remaining eight symbols (γ, βₘₐˣ, κ, τ_GK, h_min, κ_min, ρ_decay, Δ_N) are the V4–V5 gap-resolution parameters. Equation (1) is the single formal source of truth for the instance tuple; every parameter appearing anywhere in this document appears here. All components are defined in the parameter tables below.</w:t>
       </w:r>
     </w:p>
     <w:p>
@@ -1739,6 +1921,7 @@
         <w:spacing w:before="280"/>
       </w:pPr>
       <w:r>
+        <w:lastRenderedPageBreak/>
         <w:t>Six detailed category breakdown</w:t>
       </w:r>
     </w:p>
@@ -1807,7 +1990,6 @@
                 <w:sz w:val="19"/>
                 <w:szCs w:val="19"/>
               </w:rPr>
-              <w:lastRenderedPageBreak/>
               <w:t>#</w:t>
             </w:r>
           </w:p>
@@ -2593,7 +2775,7 @@
           <w:sz w:val="22"/>
           <w:szCs w:val="22"/>
         </w:rPr>
-        <w:t>Six gaps were identified during review. As of V4, all six have been addressed: four are fully resolved within the constraint and algorithm language (C14, C15, the Algorithm 1 Step 3 amendment, and Step 3b), and two lower-severity items are resolved or substantially mitigated (automated GK construction, and an explicit minimum-slot-duration check that surfaces the residual single-shot risk rather than leaving it implicit).</w:t>
+        <w:t>Six gaps were identified during the original review (V3–V4 cycle); all six have been addressed. A second pass, scoped specifically to the mathematical formulation (V5), identified five further issues — ambiguities and one genuine inconsistency — within the constraint and variable definitions themselves, independent of the earlier evaluation, LLM-specification, and threat-model gaps that remain open outside the formulation (tracked in Section K).</w:t>
       </w:r>
     </w:p>
     <w:p>
@@ -2725,7 +2907,7 @@
                 <w:sz w:val="19"/>
                 <w:szCs w:val="19"/>
               </w:rPr>
-              <w:t>Status in V4</w:t>
+              <w:t>Status in V5</w:t>
             </w:r>
           </w:p>
         </w:tc>
@@ -2867,6 +3049,7 @@
                 <w:sz w:val="19"/>
                 <w:szCs w:val="19"/>
               </w:rPr>
+              <w:lastRenderedPageBreak/>
               <w:t>qₚ multi-signal conflict resolution undefined</w:t>
             </w:r>
           </w:p>
@@ -3069,7 +3252,6 @@
                 <w:sz w:val="19"/>
                 <w:szCs w:val="19"/>
               </w:rPr>
-              <w:lastRenderedPageBreak/>
               <w:t>No empirical feedback loop into qₚ</w:t>
             </w:r>
           </w:p>
@@ -3333,6 +3515,511 @@
                 <w:szCs w:val="18"/>
               </w:rPr>
               <w:t>Addressed (V4) — C15 surfaces the risk explicitly; residual risk not fully eliminable by construction</w:t>
+            </w:r>
+          </w:p>
+        </w:tc>
+      </w:tr>
+      <w:tr>
+        <w:tblPrEx>
+          <w:tblCellMar>
+            <w:top w:w="0" w:type="dxa"/>
+            <w:bottom w:w="0" w:type="dxa"/>
+          </w:tblCellMar>
+        </w:tblPrEx>
+        <w:trPr>
+          <w:cantSplit/>
+        </w:trPr>
+        <w:tc>
+          <w:tcPr>
+            <w:tcW w:w="3800" w:type="dxa"/>
+            <w:tcBorders>
+              <w:top w:val="single" w:sz="2" w:space="0" w:color="CBC9BE"/>
+              <w:left w:val="single" w:sz="2" w:space="0" w:color="CBC9BE"/>
+              <w:bottom w:val="single" w:sz="2" w:space="0" w:color="CBC9BE"/>
+              <w:right w:val="single" w:sz="2" w:space="0" w:color="CBC9BE"/>
+            </w:tcBorders>
+            <w:tcMar>
+              <w:top w:w="100" w:type="dxa"/>
+              <w:left w:w="140" w:type="dxa"/>
+              <w:bottom w:w="100" w:type="dxa"/>
+              <w:right w:w="140" w:type="dxa"/>
+            </w:tcMar>
+          </w:tcPr>
+          <w:p>
+            <w:pPr>
+              <w:spacing w:after="60" w:line="260" w:lineRule="auto"/>
+            </w:pPr>
+            <w:r>
+              <w:rPr>
+                <w:rFonts w:ascii="Arial" w:eastAsia="Arial" w:hAnsi="Arial" w:cs="Arial"/>
+                <w:sz w:val="19"/>
+                <w:szCs w:val="19"/>
+              </w:rPr>
+              <w:t>C9/C13 interaction left ambiguous (does persona rotation offset type-discovery?)</w:t>
+            </w:r>
+          </w:p>
+        </w:tc>
+        <w:tc>
+          <w:tcPr>
+            <w:tcW w:w="2200" w:type="dxa"/>
+            <w:tcBorders>
+              <w:top w:val="single" w:sz="2" w:space="0" w:color="CBC9BE"/>
+              <w:left w:val="single" w:sz="2" w:space="0" w:color="CBC9BE"/>
+              <w:bottom w:val="single" w:sz="2" w:space="0" w:color="CBC9BE"/>
+              <w:right w:val="single" w:sz="2" w:space="0" w:color="CBC9BE"/>
+            </w:tcBorders>
+            <w:tcMar>
+              <w:top w:w="100" w:type="dxa"/>
+              <w:left w:w="140" w:type="dxa"/>
+              <w:bottom w:w="100" w:type="dxa"/>
+              <w:right w:w="140" w:type="dxa"/>
+            </w:tcMar>
+          </w:tcPr>
+          <w:p>
+            <w:pPr>
+              <w:spacing w:after="60" w:line="260" w:lineRule="auto"/>
+            </w:pPr>
+            <w:r>
+              <w:rPr>
+                <w:rFonts w:ascii="Arial" w:eastAsia="Arial" w:hAnsi="Arial" w:cs="Arial"/>
+                <w:sz w:val="19"/>
+                <w:szCs w:val="19"/>
+              </w:rPr>
+              <w:t>Formulation ambiguity</w:t>
+            </w:r>
+          </w:p>
+        </w:tc>
+        <w:tc>
+          <w:tcPr>
+            <w:tcW w:w="3360" w:type="dxa"/>
+            <w:tcBorders>
+              <w:top w:val="single" w:sz="2" w:space="0" w:color="CBC9BE"/>
+              <w:left w:val="single" w:sz="2" w:space="0" w:color="CBC9BE"/>
+              <w:bottom w:val="single" w:sz="2" w:space="0" w:color="CBC9BE"/>
+              <w:right w:val="single" w:sz="2" w:space="0" w:color="CBC9BE"/>
+            </w:tcBorders>
+            <w:tcMar>
+              <w:top w:w="100" w:type="dxa"/>
+              <w:left w:w="140" w:type="dxa"/>
+              <w:bottom w:w="100" w:type="dxa"/>
+              <w:right w:w="140" w:type="dxa"/>
+            </w:tcMar>
+          </w:tcPr>
+          <w:p>
+            <w:r>
+              <w:rPr>
+                <w:rFonts w:ascii="Arial" w:eastAsia="Arial" w:hAnsi="Arial" w:cs="Arial"/>
+                <w:b/>
+                <w:bCs/>
+                <w:color w:val="085041"/>
+                <w:sz w:val="18"/>
+                <w:szCs w:val="18"/>
+              </w:rPr>
+              <w:t>Resolved (V5) — explicit independence stated (Section D)</w:t>
+            </w:r>
+          </w:p>
+        </w:tc>
+      </w:tr>
+      <w:tr>
+        <w:tblPrEx>
+          <w:tblCellMar>
+            <w:top w:w="0" w:type="dxa"/>
+            <w:bottom w:w="0" w:type="dxa"/>
+          </w:tblCellMar>
+        </w:tblPrEx>
+        <w:trPr>
+          <w:cantSplit/>
+        </w:trPr>
+        <w:tc>
+          <w:tcPr>
+            <w:tcW w:w="3800" w:type="dxa"/>
+            <w:tcBorders>
+              <w:top w:val="single" w:sz="2" w:space="0" w:color="CBC9BE"/>
+              <w:left w:val="single" w:sz="2" w:space="0" w:color="CBC9BE"/>
+              <w:bottom w:val="single" w:sz="2" w:space="0" w:color="CBC9BE"/>
+              <w:right w:val="single" w:sz="2" w:space="0" w:color="CBC9BE"/>
+            </w:tcBorders>
+            <w:tcMar>
+              <w:top w:w="100" w:type="dxa"/>
+              <w:left w:w="140" w:type="dxa"/>
+              <w:bottom w:w="100" w:type="dxa"/>
+              <w:right w:w="140" w:type="dxa"/>
+            </w:tcMar>
+          </w:tcPr>
+          <w:p>
+            <w:pPr>
+              <w:spacing w:after="60" w:line="260" w:lineRule="auto"/>
+            </w:pPr>
+            <w:r>
+              <w:rPr>
+                <w:rFonts w:ascii="Arial" w:eastAsia="Arial" w:hAnsi="Arial" w:cs="Arial"/>
+                <w:sz w:val="19"/>
+                <w:szCs w:val="19"/>
+              </w:rPr>
+              <w:t>C8 churn budget and C13 forced rotation could be jointly infeasible</w:t>
+            </w:r>
+          </w:p>
+        </w:tc>
+        <w:tc>
+          <w:tcPr>
+            <w:tcW w:w="2200" w:type="dxa"/>
+            <w:tcBorders>
+              <w:top w:val="single" w:sz="2" w:space="0" w:color="CBC9BE"/>
+              <w:left w:val="single" w:sz="2" w:space="0" w:color="CBC9BE"/>
+              <w:bottom w:val="single" w:sz="2" w:space="0" w:color="CBC9BE"/>
+              <w:right w:val="single" w:sz="2" w:space="0" w:color="CBC9BE"/>
+            </w:tcBorders>
+            <w:tcMar>
+              <w:top w:w="100" w:type="dxa"/>
+              <w:left w:w="140" w:type="dxa"/>
+              <w:bottom w:w="100" w:type="dxa"/>
+              <w:right w:w="140" w:type="dxa"/>
+            </w:tcMar>
+          </w:tcPr>
+          <w:p>
+            <w:pPr>
+              <w:spacing w:after="60" w:line="260" w:lineRule="auto"/>
+            </w:pPr>
+            <w:r>
+              <w:rPr>
+                <w:rFonts w:ascii="Arial" w:eastAsia="Arial" w:hAnsi="Arial" w:cs="Arial"/>
+                <w:sz w:val="19"/>
+                <w:szCs w:val="19"/>
+              </w:rPr>
+              <w:t>Formulation gap</w:t>
+            </w:r>
+          </w:p>
+        </w:tc>
+        <w:tc>
+          <w:tcPr>
+            <w:tcW w:w="3360" w:type="dxa"/>
+            <w:tcBorders>
+              <w:top w:val="single" w:sz="2" w:space="0" w:color="CBC9BE"/>
+              <w:left w:val="single" w:sz="2" w:space="0" w:color="CBC9BE"/>
+              <w:bottom w:val="single" w:sz="2" w:space="0" w:color="CBC9BE"/>
+              <w:right w:val="single" w:sz="2" w:space="0" w:color="CBC9BE"/>
+            </w:tcBorders>
+            <w:tcMar>
+              <w:top w:w="100" w:type="dxa"/>
+              <w:left w:w="140" w:type="dxa"/>
+              <w:bottom w:w="100" w:type="dxa"/>
+              <w:right w:w="140" w:type="dxa"/>
+            </w:tcMar>
+          </w:tcPr>
+          <w:p>
+            <w:r>
+              <w:rPr>
+                <w:rFonts w:ascii="Arial" w:eastAsia="Arial" w:hAnsi="Arial" w:cs="Arial"/>
+                <w:b/>
+                <w:bCs/>
+                <w:color w:val="085041"/>
+                <w:sz w:val="18"/>
+                <w:szCs w:val="18"/>
+              </w:rPr>
+              <w:t>Resolved (V5) — compatibility condition, equation 15 (Section D)</w:t>
+            </w:r>
+          </w:p>
+        </w:tc>
+      </w:tr>
+      <w:tr>
+        <w:tblPrEx>
+          <w:tblCellMar>
+            <w:top w:w="0" w:type="dxa"/>
+            <w:bottom w:w="0" w:type="dxa"/>
+          </w:tblCellMar>
+        </w:tblPrEx>
+        <w:trPr>
+          <w:cantSplit/>
+        </w:trPr>
+        <w:tc>
+          <w:tcPr>
+            <w:tcW w:w="3800" w:type="dxa"/>
+            <w:tcBorders>
+              <w:top w:val="single" w:sz="2" w:space="0" w:color="CBC9BE"/>
+              <w:left w:val="single" w:sz="2" w:space="0" w:color="CBC9BE"/>
+              <w:bottom w:val="single" w:sz="2" w:space="0" w:color="CBC9BE"/>
+              <w:right w:val="single" w:sz="2" w:space="0" w:color="CBC9BE"/>
+            </w:tcBorders>
+            <w:tcMar>
+              <w:top w:w="100" w:type="dxa"/>
+              <w:left w:w="140" w:type="dxa"/>
+              <w:bottom w:w="100" w:type="dxa"/>
+              <w:right w:w="140" w:type="dxa"/>
+            </w:tcMar>
+          </w:tcPr>
+          <w:p>
+            <w:pPr>
+              <w:spacing w:after="60" w:line="260" w:lineRule="auto"/>
+            </w:pPr>
+            <w:r>
+              <w:rPr>
+                <w:rFonts w:ascii="Arial" w:eastAsia="Arial" w:hAnsi="Arial" w:cs="Arial"/>
+                <w:sz w:val="19"/>
+                <w:szCs w:val="19"/>
+              </w:rPr>
+              <w:t>τᵈ/τᵈᵖ could collapse below one slot under combined decay</w:t>
+            </w:r>
+          </w:p>
+        </w:tc>
+        <w:tc>
+          <w:tcPr>
+            <w:tcW w:w="2200" w:type="dxa"/>
+            <w:tcBorders>
+              <w:top w:val="single" w:sz="2" w:space="0" w:color="CBC9BE"/>
+              <w:left w:val="single" w:sz="2" w:space="0" w:color="CBC9BE"/>
+              <w:bottom w:val="single" w:sz="2" w:space="0" w:color="CBC9BE"/>
+              <w:right w:val="single" w:sz="2" w:space="0" w:color="CBC9BE"/>
+            </w:tcBorders>
+            <w:tcMar>
+              <w:top w:w="100" w:type="dxa"/>
+              <w:left w:w="140" w:type="dxa"/>
+              <w:bottom w:w="100" w:type="dxa"/>
+              <w:right w:w="140" w:type="dxa"/>
+            </w:tcMar>
+          </w:tcPr>
+          <w:p>
+            <w:pPr>
+              <w:spacing w:after="60" w:line="260" w:lineRule="auto"/>
+            </w:pPr>
+            <w:r>
+              <w:rPr>
+                <w:rFonts w:ascii="Arial" w:eastAsia="Arial" w:hAnsi="Arial" w:cs="Arial"/>
+                <w:sz w:val="19"/>
+                <w:szCs w:val="19"/>
+              </w:rPr>
+              <w:t>Formulation gap</w:t>
+            </w:r>
+          </w:p>
+        </w:tc>
+        <w:tc>
+          <w:tcPr>
+            <w:tcW w:w="3360" w:type="dxa"/>
+            <w:tcBorders>
+              <w:top w:val="single" w:sz="2" w:space="0" w:color="CBC9BE"/>
+              <w:left w:val="single" w:sz="2" w:space="0" w:color="CBC9BE"/>
+              <w:bottom w:val="single" w:sz="2" w:space="0" w:color="CBC9BE"/>
+              <w:right w:val="single" w:sz="2" w:space="0" w:color="CBC9BE"/>
+            </w:tcBorders>
+            <w:tcMar>
+              <w:top w:w="100" w:type="dxa"/>
+              <w:left w:w="140" w:type="dxa"/>
+              <w:bottom w:w="100" w:type="dxa"/>
+              <w:right w:w="140" w:type="dxa"/>
+            </w:tcMar>
+          </w:tcPr>
+          <w:p>
+            <w:r>
+              <w:rPr>
+                <w:rFonts w:ascii="Arial" w:eastAsia="Arial" w:hAnsi="Arial" w:cs="Arial"/>
+                <w:b/>
+                <w:bCs/>
+                <w:color w:val="085041"/>
+                <w:sz w:val="18"/>
+                <w:szCs w:val="18"/>
+              </w:rPr>
+              <w:t>Resolved (V5) — explicit floor, equations 12′/13′ (Section D)</w:t>
+            </w:r>
+          </w:p>
+        </w:tc>
+      </w:tr>
+      <w:tr>
+        <w:tblPrEx>
+          <w:tblCellMar>
+            <w:top w:w="0" w:type="dxa"/>
+            <w:bottom w:w="0" w:type="dxa"/>
+          </w:tblCellMar>
+        </w:tblPrEx>
+        <w:trPr>
+          <w:cantSplit/>
+        </w:trPr>
+        <w:tc>
+          <w:tcPr>
+            <w:tcW w:w="3800" w:type="dxa"/>
+            <w:tcBorders>
+              <w:top w:val="single" w:sz="2" w:space="0" w:color="CBC9BE"/>
+              <w:left w:val="single" w:sz="2" w:space="0" w:color="CBC9BE"/>
+              <w:bottom w:val="single" w:sz="2" w:space="0" w:color="CBC9BE"/>
+              <w:right w:val="single" w:sz="2" w:space="0" w:color="CBC9BE"/>
+            </w:tcBorders>
+            <w:tcMar>
+              <w:top w:w="100" w:type="dxa"/>
+              <w:left w:w="140" w:type="dxa"/>
+              <w:bottom w:w="100" w:type="dxa"/>
+              <w:right w:w="140" w:type="dxa"/>
+            </w:tcMar>
+          </w:tcPr>
+          <w:p>
+            <w:pPr>
+              <w:spacing w:after="60" w:line="260" w:lineRule="auto"/>
+            </w:pPr>
+            <w:r>
+              <w:rPr>
+                <w:rFonts w:ascii="Arial" w:eastAsia="Arial" w:hAnsi="Arial" w:cs="Arial"/>
+                <w:sz w:val="19"/>
+                <w:szCs w:val="19"/>
+              </w:rPr>
+              <w:t>Nᵢ,ₚ(t) had no constructive (recurrence) definition</w:t>
+            </w:r>
+          </w:p>
+        </w:tc>
+        <w:tc>
+          <w:tcPr>
+            <w:tcW w:w="2200" w:type="dxa"/>
+            <w:tcBorders>
+              <w:top w:val="single" w:sz="2" w:space="0" w:color="CBC9BE"/>
+              <w:left w:val="single" w:sz="2" w:space="0" w:color="CBC9BE"/>
+              <w:bottom w:val="single" w:sz="2" w:space="0" w:color="CBC9BE"/>
+              <w:right w:val="single" w:sz="2" w:space="0" w:color="CBC9BE"/>
+            </w:tcBorders>
+            <w:tcMar>
+              <w:top w:w="100" w:type="dxa"/>
+              <w:left w:w="140" w:type="dxa"/>
+              <w:bottom w:w="100" w:type="dxa"/>
+              <w:right w:w="140" w:type="dxa"/>
+            </w:tcMar>
+          </w:tcPr>
+          <w:p>
+            <w:pPr>
+              <w:spacing w:after="60" w:line="260" w:lineRule="auto"/>
+            </w:pPr>
+            <w:r>
+              <w:rPr>
+                <w:rFonts w:ascii="Arial" w:eastAsia="Arial" w:hAnsi="Arial" w:cs="Arial"/>
+                <w:sz w:val="19"/>
+                <w:szCs w:val="19"/>
+              </w:rPr>
+              <w:t>Formulation gap</w:t>
+            </w:r>
+          </w:p>
+        </w:tc>
+        <w:tc>
+          <w:tcPr>
+            <w:tcW w:w="3360" w:type="dxa"/>
+            <w:tcBorders>
+              <w:top w:val="single" w:sz="2" w:space="0" w:color="CBC9BE"/>
+              <w:left w:val="single" w:sz="2" w:space="0" w:color="CBC9BE"/>
+              <w:bottom w:val="single" w:sz="2" w:space="0" w:color="CBC9BE"/>
+              <w:right w:val="single" w:sz="2" w:space="0" w:color="CBC9BE"/>
+            </w:tcBorders>
+            <w:tcMar>
+              <w:top w:w="100" w:type="dxa"/>
+              <w:left w:w="140" w:type="dxa"/>
+              <w:bottom w:w="100" w:type="dxa"/>
+              <w:right w:w="140" w:type="dxa"/>
+            </w:tcMar>
+          </w:tcPr>
+          <w:p>
+            <w:r>
+              <w:rPr>
+                <w:rFonts w:ascii="Arial" w:eastAsia="Arial" w:hAnsi="Arial" w:cs="Arial"/>
+                <w:b/>
+                <w:bCs/>
+                <w:color w:val="085041"/>
+                <w:sz w:val="18"/>
+                <w:szCs w:val="18"/>
+              </w:rPr>
+              <w:t>Resolved (V5) — formal recurrence with ρ_decay, Δ_N (Section D)</w:t>
+            </w:r>
+          </w:p>
+        </w:tc>
+      </w:tr>
+      <w:tr>
+        <w:tblPrEx>
+          <w:tblCellMar>
+            <w:top w:w="0" w:type="dxa"/>
+            <w:bottom w:w="0" w:type="dxa"/>
+          </w:tblCellMar>
+        </w:tblPrEx>
+        <w:trPr>
+          <w:cantSplit/>
+        </w:trPr>
+        <w:tc>
+          <w:tcPr>
+            <w:tcW w:w="3800" w:type="dxa"/>
+            <w:tcBorders>
+              <w:top w:val="single" w:sz="2" w:space="0" w:color="CBC9BE"/>
+              <w:left w:val="single" w:sz="2" w:space="0" w:color="CBC9BE"/>
+              <w:bottom w:val="single" w:sz="2" w:space="0" w:color="CBC9BE"/>
+              <w:right w:val="single" w:sz="2" w:space="0" w:color="CBC9BE"/>
+            </w:tcBorders>
+            <w:tcMar>
+              <w:top w:w="100" w:type="dxa"/>
+              <w:left w:w="140" w:type="dxa"/>
+              <w:bottom w:w="100" w:type="dxa"/>
+              <w:right w:w="140" w:type="dxa"/>
+            </w:tcMar>
+          </w:tcPr>
+          <w:p>
+            <w:pPr>
+              <w:spacing w:after="60" w:line="260" w:lineRule="auto"/>
+            </w:pPr>
+            <w:r>
+              <w:rPr>
+                <w:rFonts w:ascii="Arial" w:eastAsia="Arial" w:hAnsi="Arial" w:cs="Arial"/>
+                <w:sz w:val="19"/>
+                <w:szCs w:val="19"/>
+              </w:rPr>
+              <w:t>Hard-constraint evaluation order left implicit</w:t>
+            </w:r>
+          </w:p>
+        </w:tc>
+        <w:tc>
+          <w:tcPr>
+            <w:tcW w:w="2200" w:type="dxa"/>
+            <w:tcBorders>
+              <w:top w:val="single" w:sz="2" w:space="0" w:color="CBC9BE"/>
+              <w:left w:val="single" w:sz="2" w:space="0" w:color="CBC9BE"/>
+              <w:bottom w:val="single" w:sz="2" w:space="0" w:color="CBC9BE"/>
+              <w:right w:val="single" w:sz="2" w:space="0" w:color="CBC9BE"/>
+            </w:tcBorders>
+            <w:tcMar>
+              <w:top w:w="100" w:type="dxa"/>
+              <w:left w:w="140" w:type="dxa"/>
+              <w:bottom w:w="100" w:type="dxa"/>
+              <w:right w:w="140" w:type="dxa"/>
+            </w:tcMar>
+          </w:tcPr>
+          <w:p>
+            <w:pPr>
+              <w:spacing w:after="60" w:line="260" w:lineRule="auto"/>
+            </w:pPr>
+            <w:r>
+              <w:rPr>
+                <w:rFonts w:ascii="Arial" w:eastAsia="Arial" w:hAnsi="Arial" w:cs="Arial"/>
+                <w:sz w:val="19"/>
+                <w:szCs w:val="19"/>
+              </w:rPr>
+              <w:t>Formulation ambiguity</w:t>
+            </w:r>
+          </w:p>
+        </w:tc>
+        <w:tc>
+          <w:tcPr>
+            <w:tcW w:w="3360" w:type="dxa"/>
+            <w:tcBorders>
+              <w:top w:val="single" w:sz="2" w:space="0" w:color="CBC9BE"/>
+              <w:left w:val="single" w:sz="2" w:space="0" w:color="CBC9BE"/>
+              <w:bottom w:val="single" w:sz="2" w:space="0" w:color="CBC9BE"/>
+              <w:right w:val="single" w:sz="2" w:space="0" w:color="CBC9BE"/>
+            </w:tcBorders>
+            <w:tcMar>
+              <w:top w:w="100" w:type="dxa"/>
+              <w:left w:w="140" w:type="dxa"/>
+              <w:bottom w:w="100" w:type="dxa"/>
+              <w:right w:w="140" w:type="dxa"/>
+            </w:tcMar>
+          </w:tcPr>
+          <w:p>
+            <w:r>
+              <w:rPr>
+                <w:rFonts w:ascii="Arial" w:eastAsia="Arial" w:hAnsi="Arial" w:cs="Arial"/>
+                <w:b/>
+                <w:bCs/>
+                <w:color w:val="085041"/>
+                <w:sz w:val="18"/>
+                <w:szCs w:val="18"/>
+              </w:rPr>
+              <w:t>Resolved (V5) — stated as flat conjunction (Section D)</w:t>
             </w:r>
           </w:p>
         </w:tc>
@@ -6108,7 +6795,7 @@
       </w:pPr>
       <w:r>
         <w:lastRenderedPageBreak/>
-        <w:t>New V4 parameters (gap resolution)</w:t>
+        <w:t>New V4–V5 parameters (gap resolution)</w:t>
       </w:r>
     </w:p>
     <w:p>
@@ -7006,7 +7693,406 @@
                 <w:sz w:val="18"/>
                 <w:szCs w:val="18"/>
               </w:rPr>
-              <w:t>h_min = 24 hours; if H is configured such that one slot represents 6 hours of real time and κ_min (fastest kill chain) is 12 hours, C15 flags the instance infeasible at construction</w:t>
+              <w:t>h_min = 24 hours; compared against κ_min at instance construction to detect under-protective slot granularity</w:t>
+            </w:r>
+          </w:p>
+        </w:tc>
+      </w:tr>
+      <w:tr>
+        <w:tblPrEx>
+          <w:tblCellMar>
+            <w:top w:w="0" w:type="dxa"/>
+            <w:bottom w:w="0" w:type="dxa"/>
+          </w:tblCellMar>
+        </w:tblPrEx>
+        <w:trPr>
+          <w:cantSplit/>
+        </w:trPr>
+        <w:tc>
+          <w:tcPr>
+            <w:tcW w:w="1660" w:type="dxa"/>
+            <w:tcBorders>
+              <w:top w:val="single" w:sz="2" w:space="0" w:color="CBC9BE"/>
+              <w:left w:val="single" w:sz="2" w:space="0" w:color="CBC9BE"/>
+              <w:bottom w:val="single" w:sz="2" w:space="0" w:color="CBC9BE"/>
+              <w:right w:val="single" w:sz="2" w:space="0" w:color="CBC9BE"/>
+            </w:tcBorders>
+            <w:tcMar>
+              <w:top w:w="100" w:type="dxa"/>
+              <w:left w:w="140" w:type="dxa"/>
+              <w:bottom w:w="100" w:type="dxa"/>
+              <w:right w:w="140" w:type="dxa"/>
+            </w:tcMar>
+          </w:tcPr>
+          <w:p>
+            <w:pPr>
+              <w:spacing w:before="60" w:after="60" w:line="260" w:lineRule="auto"/>
+            </w:pPr>
+            <w:r>
+              <w:rPr>
+                <w:rFonts w:ascii="Consolas" w:eastAsia="Consolas" w:hAnsi="Consolas" w:cs="Consolas"/>
+                <w:color w:val="3D3D3A"/>
+                <w:sz w:val="19"/>
+                <w:szCs w:val="19"/>
+              </w:rPr>
+              <w:t>κ_min ∈ ℝ⁺</w:t>
+            </w:r>
+          </w:p>
+        </w:tc>
+        <w:tc>
+          <w:tcPr>
+            <w:tcW w:w="7700" w:type="dxa"/>
+            <w:tcBorders>
+              <w:top w:val="single" w:sz="2" w:space="0" w:color="CBC9BE"/>
+              <w:left w:val="single" w:sz="2" w:space="0" w:color="CBC9BE"/>
+              <w:bottom w:val="single" w:sz="2" w:space="0" w:color="CBC9BE"/>
+              <w:right w:val="single" w:sz="2" w:space="0" w:color="CBC9BE"/>
+            </w:tcBorders>
+            <w:tcMar>
+              <w:top w:w="100" w:type="dxa"/>
+              <w:left w:w="140" w:type="dxa"/>
+              <w:bottom w:w="100" w:type="dxa"/>
+              <w:right w:w="140" w:type="dxa"/>
+            </w:tcMar>
+          </w:tcPr>
+          <w:p>
+            <w:pPr>
+              <w:spacing w:after="60"/>
+            </w:pPr>
+            <w:r>
+              <w:rPr>
+                <w:rFonts w:ascii="Arial" w:eastAsia="Arial" w:hAnsi="Arial" w:cs="Arial"/>
+                <w:b/>
+                <w:bCs/>
+                <w:sz w:val="19"/>
+                <w:szCs w:val="19"/>
+              </w:rPr>
+              <w:t>Fastest plausible attacker kill-chain duration, supplied from threat intelligence — the floor C15 checks h_min against</w:t>
+            </w:r>
+          </w:p>
+          <w:p>
+            <w:pPr>
+              <w:spacing w:before="80" w:after="40"/>
+            </w:pPr>
+            <w:r>
+              <w:rPr>
+                <w:rFonts w:ascii="Arial" w:eastAsia="Arial" w:hAnsi="Arial" w:cs="Arial"/>
+                <w:b/>
+                <w:bCs/>
+                <w:i/>
+                <w:iCs/>
+                <w:color w:val="A32D2D"/>
+                <w:sz w:val="19"/>
+                <w:szCs w:val="19"/>
+              </w:rPr>
+              <w:t>Philosophy</w:t>
+            </w:r>
+          </w:p>
+          <w:p>
+            <w:pPr>
+              <w:spacing w:after="100"/>
+            </w:pPr>
+            <w:r>
+              <w:rPr>
+                <w:rFonts w:ascii="Arial" w:eastAsia="Arial" w:hAnsi="Arial" w:cs="Arial"/>
+                <w:i/>
+                <w:iCs/>
+                <w:color w:val="5B3A3A"/>
+                <w:sz w:val="19"/>
+                <w:szCs w:val="19"/>
+              </w:rPr>
+              <w:t>The defender’s slot granularity is only meaningful relative to how fast a real attacker can act — κ_min makes that comparison explicit instead of assumed.</w:t>
+            </w:r>
+          </w:p>
+          <w:p>
+            <w:pPr>
+              <w:spacing w:after="40"/>
+            </w:pPr>
+            <w:r>
+              <w:rPr>
+                <w:rFonts w:ascii="Arial" w:eastAsia="Arial" w:hAnsi="Arial" w:cs="Arial"/>
+                <w:i/>
+                <w:iCs/>
+                <w:color w:val="5F5E5A"/>
+                <w:sz w:val="18"/>
+                <w:szCs w:val="18"/>
+              </w:rPr>
+              <w:t xml:space="preserve">e.g., </w:t>
+            </w:r>
+            <w:r>
+              <w:rPr>
+                <w:rFonts w:ascii="Arial" w:eastAsia="Arial" w:hAnsi="Arial" w:cs="Arial"/>
+                <w:color w:val="5F5E5A"/>
+                <w:sz w:val="18"/>
+                <w:szCs w:val="18"/>
+              </w:rPr>
+              <w:t>κ_min = 12 hours (fastest observed kill chain for this threat profile); if H is configured such that one slot represents 6 hours, C15 detects h_min=6h &lt; κ_min=12h and flags the instance infeasible at construction</w:t>
+            </w:r>
+          </w:p>
+        </w:tc>
+      </w:tr>
+      <w:tr>
+        <w:tblPrEx>
+          <w:tblCellMar>
+            <w:top w:w="0" w:type="dxa"/>
+            <w:bottom w:w="0" w:type="dxa"/>
+          </w:tblCellMar>
+        </w:tblPrEx>
+        <w:trPr>
+          <w:cantSplit/>
+        </w:trPr>
+        <w:tc>
+          <w:tcPr>
+            <w:tcW w:w="1660" w:type="dxa"/>
+            <w:tcBorders>
+              <w:top w:val="single" w:sz="2" w:space="0" w:color="CBC9BE"/>
+              <w:left w:val="single" w:sz="2" w:space="0" w:color="CBC9BE"/>
+              <w:bottom w:val="single" w:sz="2" w:space="0" w:color="CBC9BE"/>
+              <w:right w:val="single" w:sz="2" w:space="0" w:color="CBC9BE"/>
+            </w:tcBorders>
+            <w:tcMar>
+              <w:top w:w="100" w:type="dxa"/>
+              <w:left w:w="140" w:type="dxa"/>
+              <w:bottom w:w="100" w:type="dxa"/>
+              <w:right w:w="140" w:type="dxa"/>
+            </w:tcMar>
+          </w:tcPr>
+          <w:p>
+            <w:pPr>
+              <w:spacing w:before="60" w:after="60" w:line="260" w:lineRule="auto"/>
+            </w:pPr>
+            <w:r>
+              <w:rPr>
+                <w:rFonts w:ascii="Consolas" w:eastAsia="Consolas" w:hAnsi="Consolas" w:cs="Consolas"/>
+                <w:color w:val="3D3D3A"/>
+                <w:sz w:val="19"/>
+                <w:szCs w:val="19"/>
+              </w:rPr>
+              <w:t>ρ_decay ∈ (0,1)</w:t>
+            </w:r>
+          </w:p>
+        </w:tc>
+        <w:tc>
+          <w:tcPr>
+            <w:tcW w:w="7700" w:type="dxa"/>
+            <w:tcBorders>
+              <w:top w:val="single" w:sz="2" w:space="0" w:color="CBC9BE"/>
+              <w:left w:val="single" w:sz="2" w:space="0" w:color="CBC9BE"/>
+              <w:bottom w:val="single" w:sz="2" w:space="0" w:color="CBC9BE"/>
+              <w:right w:val="single" w:sz="2" w:space="0" w:color="CBC9BE"/>
+            </w:tcBorders>
+            <w:tcMar>
+              <w:top w:w="100" w:type="dxa"/>
+              <w:left w:w="140" w:type="dxa"/>
+              <w:bottom w:w="100" w:type="dxa"/>
+              <w:right w:w="140" w:type="dxa"/>
+            </w:tcMar>
+          </w:tcPr>
+          <w:p>
+            <w:pPr>
+              <w:spacing w:after="60"/>
+            </w:pPr>
+            <w:r>
+              <w:rPr>
+                <w:rFonts w:ascii="Arial" w:eastAsia="Arial" w:hAnsi="Arial" w:cs="Arial"/>
+                <w:b/>
+                <w:bCs/>
+                <w:sz w:val="19"/>
+                <w:szCs w:val="19"/>
+              </w:rPr>
+              <w:t>Cooldown decay rate for the cumulative observation count Nᵢ,ₚ(t) — new in V5</w:t>
+            </w:r>
+          </w:p>
+          <w:p>
+            <w:pPr>
+              <w:spacing w:before="80" w:after="40"/>
+            </w:pPr>
+            <w:r>
+              <w:rPr>
+                <w:rFonts w:ascii="Arial" w:eastAsia="Arial" w:hAnsi="Arial" w:cs="Arial"/>
+                <w:b/>
+                <w:bCs/>
+                <w:i/>
+                <w:iCs/>
+                <w:color w:val="A32D2D"/>
+                <w:sz w:val="19"/>
+                <w:szCs w:val="19"/>
+              </w:rPr>
+              <w:t>Philosophy</w:t>
+            </w:r>
+          </w:p>
+          <w:p>
+            <w:pPr>
+              <w:spacing w:after="100"/>
+            </w:pPr>
+            <w:r>
+              <w:rPr>
+                <w:rFonts w:ascii="Arial" w:eastAsia="Arial" w:hAnsi="Arial" w:cs="Arial"/>
+                <w:i/>
+                <w:iCs/>
+                <w:color w:val="5B3A3A"/>
+                <w:sz w:val="19"/>
+                <w:szCs w:val="19"/>
+              </w:rPr>
+              <w:t>Cumulative attacker evidence should fade gradually once a type/persona pair goes quiet, not vanish instantly or persist forever — ρ_decay sets the fade rate.</w:t>
+            </w:r>
+          </w:p>
+          <w:p>
+            <w:pPr>
+              <w:spacing w:after="40"/>
+            </w:pPr>
+            <w:r>
+              <w:rPr>
+                <w:rFonts w:ascii="Arial" w:eastAsia="Arial" w:hAnsi="Arial" w:cs="Arial"/>
+                <w:i/>
+                <w:iCs/>
+                <w:color w:val="5F5E5A"/>
+                <w:sz w:val="18"/>
+                <w:szCs w:val="18"/>
+              </w:rPr>
+              <w:t xml:space="preserve">e.g., </w:t>
+            </w:r>
+            <w:r>
+              <w:rPr>
+                <w:rFonts w:ascii="Arial" w:eastAsia="Arial" w:hAnsi="Arial" w:cs="Arial"/>
+                <w:color w:val="5F5E5A"/>
+                <w:sz w:val="18"/>
+                <w:szCs w:val="18"/>
+              </w:rPr>
+              <w:t>ρ_decay = 0.5; after the cooldown window Δ_N elapses with no activity, N is halved (rounded down) each subsequent decay-eligible slot</w:t>
+            </w:r>
+          </w:p>
+        </w:tc>
+      </w:tr>
+      <w:tr>
+        <w:tblPrEx>
+          <w:tblCellMar>
+            <w:top w:w="0" w:type="dxa"/>
+            <w:bottom w:w="0" w:type="dxa"/>
+          </w:tblCellMar>
+        </w:tblPrEx>
+        <w:trPr>
+          <w:cantSplit/>
+        </w:trPr>
+        <w:tc>
+          <w:tcPr>
+            <w:tcW w:w="1660" w:type="dxa"/>
+            <w:tcBorders>
+              <w:top w:val="single" w:sz="2" w:space="0" w:color="CBC9BE"/>
+              <w:left w:val="single" w:sz="2" w:space="0" w:color="CBC9BE"/>
+              <w:bottom w:val="single" w:sz="2" w:space="0" w:color="CBC9BE"/>
+              <w:right w:val="single" w:sz="2" w:space="0" w:color="CBC9BE"/>
+            </w:tcBorders>
+            <w:tcMar>
+              <w:top w:w="100" w:type="dxa"/>
+              <w:left w:w="140" w:type="dxa"/>
+              <w:bottom w:w="100" w:type="dxa"/>
+              <w:right w:w="140" w:type="dxa"/>
+            </w:tcMar>
+          </w:tcPr>
+          <w:p>
+            <w:pPr>
+              <w:spacing w:before="60" w:after="60" w:line="260" w:lineRule="auto"/>
+            </w:pPr>
+            <w:r>
+              <w:rPr>
+                <w:rFonts w:ascii="Consolas" w:eastAsia="Consolas" w:hAnsi="Consolas" w:cs="Consolas"/>
+                <w:color w:val="3D3D3A"/>
+                <w:sz w:val="19"/>
+                <w:szCs w:val="19"/>
+              </w:rPr>
+              <w:t>Δ_N ∈ ℤ⁺</w:t>
+            </w:r>
+          </w:p>
+        </w:tc>
+        <w:tc>
+          <w:tcPr>
+            <w:tcW w:w="7700" w:type="dxa"/>
+            <w:tcBorders>
+              <w:top w:val="single" w:sz="2" w:space="0" w:color="CBC9BE"/>
+              <w:left w:val="single" w:sz="2" w:space="0" w:color="CBC9BE"/>
+              <w:bottom w:val="single" w:sz="2" w:space="0" w:color="CBC9BE"/>
+              <w:right w:val="single" w:sz="2" w:space="0" w:color="CBC9BE"/>
+            </w:tcBorders>
+            <w:tcMar>
+              <w:top w:w="100" w:type="dxa"/>
+              <w:left w:w="140" w:type="dxa"/>
+              <w:bottom w:w="100" w:type="dxa"/>
+              <w:right w:w="140" w:type="dxa"/>
+            </w:tcMar>
+          </w:tcPr>
+          <w:p>
+            <w:pPr>
+              <w:spacing w:after="60"/>
+            </w:pPr>
+            <w:r>
+              <w:rPr>
+                <w:rFonts w:ascii="Arial" w:eastAsia="Arial" w:hAnsi="Arial" w:cs="Arial"/>
+                <w:b/>
+                <w:bCs/>
+                <w:sz w:val="19"/>
+                <w:szCs w:val="19"/>
+              </w:rPr>
+              <w:t>Cooldown window — consecutive inactive slots (across all zones) before Nᵢ,ₚ(t) begins to decay — new in V5, independent of Δ and Δₚ</w:t>
+            </w:r>
+          </w:p>
+          <w:p>
+            <w:pPr>
+              <w:spacing w:before="80" w:after="40"/>
+            </w:pPr>
+            <w:r>
+              <w:rPr>
+                <w:rFonts w:ascii="Arial" w:eastAsia="Arial" w:hAnsi="Arial" w:cs="Arial"/>
+                <w:b/>
+                <w:bCs/>
+                <w:i/>
+                <w:iCs/>
+                <w:color w:val="A32D2D"/>
+                <w:sz w:val="19"/>
+                <w:szCs w:val="19"/>
+              </w:rPr>
+              <w:t>Philosophy</w:t>
+            </w:r>
+          </w:p>
+          <w:p>
+            <w:pPr>
+              <w:spacing w:after="100"/>
+            </w:pPr>
+            <w:r>
+              <w:rPr>
+                <w:rFonts w:ascii="Arial" w:eastAsia="Arial" w:hAnsi="Arial" w:cs="Arial"/>
+                <w:i/>
+                <w:iCs/>
+                <w:color w:val="5B3A3A"/>
+                <w:sz w:val="19"/>
+                <w:szCs w:val="19"/>
+              </w:rPr>
+              <w:t>Reusing Δ for a third meaning (churn budget, persona-churn budget, and now decay window) would overload one symbol with unrelated semantics — Δ_N keeps cumulative-observation decay separately named and tunable.</w:t>
+            </w:r>
+          </w:p>
+          <w:p>
+            <w:pPr>
+              <w:spacing w:after="40"/>
+            </w:pPr>
+            <w:r>
+              <w:rPr>
+                <w:rFonts w:ascii="Arial" w:eastAsia="Arial" w:hAnsi="Arial" w:cs="Arial"/>
+                <w:i/>
+                <w:iCs/>
+                <w:color w:val="5F5E5A"/>
+                <w:sz w:val="18"/>
+                <w:szCs w:val="18"/>
+              </w:rPr>
+              <w:t xml:space="preserve">e.g., </w:t>
+            </w:r>
+            <w:r>
+              <w:rPr>
+                <w:rFonts w:ascii="Arial" w:eastAsia="Arial" w:hAnsi="Arial" w:cs="Arial"/>
+                <w:color w:val="5F5E5A"/>
+                <w:sz w:val="18"/>
+                <w:szCs w:val="18"/>
+              </w:rPr>
+              <w:t>Δ_N = 3; a type/persona pair must be absent from every zone for 3 consecutive slots before its accumulated observation count starts to fade</w:t>
             </w:r>
           </w:p>
         </w:tc>
@@ -12193,6 +13279,1012 @@
                 <w:szCs w:val="19"/>
               </w:rPr>
               <w:t>Setting γ = 1 makes γ^n = 1 for all n, recovering the V3 formula exactly regardless of observation count — full backward compatibility.</w:t>
+            </w:r>
+          </w:p>
+        </w:tc>
+      </w:tr>
+    </w:tbl>
+    <w:p>
+      <w:pPr>
+        <w:spacing w:before="100" w:after="200" w:line="280" w:lineRule="auto"/>
+      </w:pPr>
+      <w:r>
+        <w:rPr>
+          <w:rFonts w:ascii="Arial" w:eastAsia="Arial" w:hAnsi="Arial" w:cs="Arial"/>
+          <w:sz w:val="22"/>
+          <w:szCs w:val="22"/>
+        </w:rPr>
+        <w:t>Note (V5): equations 12 and 13 above are superseded by equations 12′ and 13′ (“Discovery-threshold floor, new in V5”, later in this section), which wrap both formulas in max(1, …) to prevent the threshold from collapsing below one slot under combined high-threat, high-exposure conditions. The worked example above is unaffected by the floor, since τᵈ = 1.34 remains comfortably above 1.</w:t>
+      </w:r>
+    </w:p>
+    <w:p>
+      <w:pPr>
+        <w:pStyle w:val="Heading2"/>
+        <w:spacing w:before="280"/>
+      </w:pPr>
+      <w:r>
+        <w:t>C9 and C13 independence — clarified in V5</w:t>
+      </w:r>
+    </w:p>
+    <w:tbl>
+      <w:tblPr>
+        <w:tblW w:w="9360" w:type="dxa"/>
+        <w:tblBorders>
+          <w:top w:val="single" w:sz="4" w:space="0" w:color="auto"/>
+          <w:left w:val="single" w:sz="4" w:space="0" w:color="auto"/>
+          <w:bottom w:val="single" w:sz="4" w:space="0" w:color="auto"/>
+          <w:right w:val="single" w:sz="4" w:space="0" w:color="auto"/>
+          <w:insideH w:val="single" w:sz="4" w:space="0" w:color="auto"/>
+          <w:insideV w:val="single" w:sz="4" w:space="0" w:color="auto"/>
+        </w:tblBorders>
+        <w:tblCellMar>
+          <w:left w:w="10" w:type="dxa"/>
+          <w:right w:w="10" w:type="dxa"/>
+        </w:tblCellMar>
+        <w:tblLook w:val="0000" w:firstRow="0" w:lastRow="0" w:firstColumn="0" w:lastColumn="0" w:noHBand="0" w:noVBand="0"/>
+      </w:tblPr>
+      <w:tblGrid>
+        <w:gridCol w:w="9360"/>
+      </w:tblGrid>
+      <w:tr>
+        <w:tblPrEx>
+          <w:tblCellMar>
+            <w:top w:w="0" w:type="dxa"/>
+            <w:bottom w:w="0" w:type="dxa"/>
+          </w:tblCellMar>
+        </w:tblPrEx>
+        <w:tc>
+          <w:tcPr>
+            <w:tcW w:w="9360" w:type="dxa"/>
+            <w:tcBorders>
+              <w:top w:val="single" w:sz="4" w:space="0" w:color="085041"/>
+              <w:left w:val="single" w:sz="4" w:space="0" w:color="085041"/>
+              <w:bottom w:val="single" w:sz="4" w:space="0" w:color="085041"/>
+              <w:right w:val="single" w:sz="4" w:space="0" w:color="085041"/>
+            </w:tcBorders>
+            <w:shd w:val="clear" w:color="auto" w:fill="E1F5EE"/>
+            <w:tcMar>
+              <w:top w:w="140" w:type="dxa"/>
+              <w:left w:w="180" w:type="dxa"/>
+              <w:bottom w:w="140" w:type="dxa"/>
+              <w:right w:w="180" w:type="dxa"/>
+            </w:tcMar>
+          </w:tcPr>
+          <w:p>
+            <w:pPr>
+              <w:spacing w:after="80"/>
+            </w:pPr>
+            <w:r>
+              <w:rPr>
+                <w:rFonts w:ascii="Arial" w:eastAsia="Arial" w:hAnsi="Arial" w:cs="Arial"/>
+                <w:b/>
+                <w:bCs/>
+                <w:color w:val="085041"/>
+                <w:sz w:val="19"/>
+                <w:szCs w:val="19"/>
+              </w:rPr>
+              <w:t>Ambiguity resolved — persona rotation does not offset type-discovery</w:t>
+            </w:r>
+          </w:p>
+          <w:p>
+            <w:pPr>
+              <w:spacing w:after="60" w:line="260" w:lineRule="auto"/>
+            </w:pPr>
+            <w:r>
+              <w:rPr>
+                <w:rFonts w:ascii="Arial" w:eastAsia="Arial" w:hAnsi="Arial" w:cs="Arial"/>
+                <w:color w:val="3D3D3A"/>
+                <w:sz w:val="19"/>
+                <w:szCs w:val="19"/>
+              </w:rPr>
+              <w:t>C9 fires the type-discovery flag whenever type i has been active in zone z for τᵈ consecutive slots under any persona. As written, a defender who rotates personas perfectly every slot (satisfying C13 with zero violations) still trips C9 if the underlying type never leaves the zone. V5 makes this an explicit, stated design decision rather than an implicit reading of the clause.</w:t>
+            </w:r>
+          </w:p>
+        </w:tc>
+      </w:tr>
+    </w:tbl>
+    <w:p>
+      <w:pPr>
+        <w:spacing w:before="160"/>
+      </w:pPr>
+    </w:p>
+    <w:p>
+      <w:pPr>
+        <w:spacing w:after="140" w:line="280" w:lineRule="auto"/>
+      </w:pPr>
+      <w:r>
+        <w:rPr>
+          <w:rFonts w:ascii="Arial" w:eastAsia="Arial" w:hAnsi="Arial" w:cs="Arial"/>
+          <w:sz w:val="22"/>
+          <w:szCs w:val="22"/>
+        </w:rPr>
+        <w:t>Design decision (V5): C9 and C13 track two independent observation channels and neither offsets the other. C9 models service-level fingerprinting — SSH banner behaviour, response timing, TCP stack signature — which is a property of the deployed type, not the persona wearing it. C13 models identity-level fingerprinting — hostname, AD account, certificate — which is a property of the persona, not the type underneath it. An attacker who has mapped the service signature has mapped it regardless of how many names the service has worn; an attacker who has mapped a specific identity has mapped it regardless of which service carries it. There is no constraint relationship by which satisfying one clock resets or extends the other.</w:t>
+      </w:r>
+    </w:p>
+    <w:p>
+      <w:pPr>
+        <w:spacing w:after="200" w:line="280" w:lineRule="auto"/>
+      </w:pPr>
+      <w:r>
+        <w:rPr>
+          <w:rFonts w:ascii="Arial" w:eastAsia="Arial" w:hAnsi="Arial" w:cs="Arial"/>
+          <w:sz w:val="22"/>
+          <w:szCs w:val="22"/>
+        </w:rPr>
+        <w:lastRenderedPageBreak/>
+        <w:t>Practical consequence: defeating C9 requires the type itself to leave the zone for at least the rotation gap implied by C8’s churn budget — persona rotation alone, however frequent, cannot prevent type-discovery. This is intentional: a defender cannot launder a fingerprintable service by repeatedly renaming it. Section D.1 (C8/C13 compatibility, below) gives the explicit condition under which a feasible rotation schedule exists for both clocks simultaneously.</w:t>
+      </w:r>
+    </w:p>
+    <w:p>
+      <w:r>
+        <w:br w:type="page"/>
+      </w:r>
+    </w:p>
+    <w:p>
+      <w:pPr>
+        <w:pStyle w:val="Heading2"/>
+        <w:spacing w:before="280"/>
+      </w:pPr>
+      <w:r>
+        <w:lastRenderedPageBreak/>
+        <w:t>C8 / C13 compatibility condition — new in V5</w:t>
+      </w:r>
+    </w:p>
+    <w:tbl>
+      <w:tblPr>
+        <w:tblW w:w="9360" w:type="dxa"/>
+        <w:tblBorders>
+          <w:top w:val="single" w:sz="4" w:space="0" w:color="auto"/>
+          <w:left w:val="single" w:sz="4" w:space="0" w:color="auto"/>
+          <w:bottom w:val="single" w:sz="4" w:space="0" w:color="auto"/>
+          <w:right w:val="single" w:sz="4" w:space="0" w:color="auto"/>
+          <w:insideH w:val="single" w:sz="4" w:space="0" w:color="auto"/>
+          <w:insideV w:val="single" w:sz="4" w:space="0" w:color="auto"/>
+        </w:tblBorders>
+        <w:tblCellMar>
+          <w:left w:w="10" w:type="dxa"/>
+          <w:right w:w="10" w:type="dxa"/>
+        </w:tblCellMar>
+        <w:tblLook w:val="0000" w:firstRow="0" w:lastRow="0" w:firstColumn="0" w:lastColumn="0" w:noHBand="0" w:noVBand="0"/>
+      </w:tblPr>
+      <w:tblGrid>
+        <w:gridCol w:w="9360"/>
+      </w:tblGrid>
+      <w:tr>
+        <w:tblPrEx>
+          <w:tblCellMar>
+            <w:top w:w="0" w:type="dxa"/>
+            <w:bottom w:w="0" w:type="dxa"/>
+          </w:tblCellMar>
+        </w:tblPrEx>
+        <w:tc>
+          <w:tcPr>
+            <w:tcW w:w="9360" w:type="dxa"/>
+            <w:tcBorders>
+              <w:top w:val="single" w:sz="4" w:space="0" w:color="A32D2D"/>
+              <w:left w:val="single" w:sz="4" w:space="0" w:color="A32D2D"/>
+              <w:bottom w:val="single" w:sz="4" w:space="0" w:color="A32D2D"/>
+              <w:right w:val="single" w:sz="4" w:space="0" w:color="A32D2D"/>
+            </w:tcBorders>
+            <w:shd w:val="clear" w:color="auto" w:fill="FCEBEB"/>
+            <w:tcMar>
+              <w:top w:w="140" w:type="dxa"/>
+              <w:left w:w="180" w:type="dxa"/>
+              <w:bottom w:w="140" w:type="dxa"/>
+              <w:right w:w="180" w:type="dxa"/>
+            </w:tcMar>
+          </w:tcPr>
+          <w:p>
+            <w:pPr>
+              <w:spacing w:after="80"/>
+            </w:pPr>
+            <w:r>
+              <w:rPr>
+                <w:rFonts w:ascii="Arial" w:eastAsia="Arial" w:hAnsi="Arial" w:cs="Arial"/>
+                <w:b/>
+                <w:bCs/>
+                <w:color w:val="A32D2D"/>
+                <w:sz w:val="19"/>
+                <w:szCs w:val="19"/>
+              </w:rPr>
+              <w:t>Gap closed — C8 and C13 could be jointly infeasible</w:t>
+            </w:r>
+          </w:p>
+          <w:p>
+            <w:pPr>
+              <w:spacing w:after="60" w:line="260" w:lineRule="auto"/>
+            </w:pPr>
+            <w:r>
+              <w:rPr>
+                <w:rFonts w:ascii="Arial" w:eastAsia="Arial" w:hAnsi="Arial" w:cs="Arial"/>
+                <w:color w:val="3D3D3A"/>
+                <w:sz w:val="19"/>
+                <w:szCs w:val="19"/>
+              </w:rPr>
+              <w:t>C8 caps total state changes per (type, zone, persona) triple at Δ across the horizon. C13 forces a persona swap whenever τᵈᵖ consecutive slots are reached. If τᵈᵖ is small relative to H, C13 can demand more forced rotations than Δ permits — the two hard constraints become jointly unsatisfiable for that parameter combination, and V4 specified no resolution rule. Because C1–C15 are evaluated as a flat conjunction (see Fix 5, below), joint infeasibility means the solver returns UNSAT with no schedule at all, not a degraded one.</w:t>
+            </w:r>
+          </w:p>
+        </w:tc>
+      </w:tr>
+    </w:tbl>
+    <w:p>
+      <w:pPr>
+        <w:spacing w:before="160"/>
+      </w:pPr>
+    </w:p>
+    <w:p>
+      <w:pPr>
+        <w:spacing w:after="100" w:line="280" w:lineRule="auto"/>
+      </w:pPr>
+      <w:r>
+        <w:rPr>
+          <w:rFonts w:ascii="Arial" w:eastAsia="Arial" w:hAnsi="Arial" w:cs="Arial"/>
+          <w:sz w:val="22"/>
+          <w:szCs w:val="22"/>
+        </w:rPr>
+        <w:t>V5 adds an explicit compatibility precondition, checked at instance-construction time alongside C15:</w:t>
+      </w:r>
+    </w:p>
+    <w:p>
+      <w:pPr>
+        <w:spacing w:before="60" w:after="160" w:line="260" w:lineRule="auto"/>
+      </w:pPr>
+      <w:r>
+        <w:rPr>
+          <w:rFonts w:ascii="Consolas" w:eastAsia="Consolas" w:hAnsi="Consolas" w:cs="Consolas"/>
+          <w:color w:val="3D3D3A"/>
+          <w:sz w:val="19"/>
+          <w:szCs w:val="19"/>
+        </w:rPr>
+        <w:t>Δ ≥ ⌈H / τᵈᵖ⌉ − 1     (15, C8/C13 compatibility condition)</w:t>
+      </w:r>
+    </w:p>
+    <w:tbl>
+      <w:tblPr>
+        <w:tblW w:w="9360" w:type="dxa"/>
+        <w:tblBorders>
+          <w:top w:val="single" w:sz="4" w:space="0" w:color="auto"/>
+          <w:left w:val="single" w:sz="4" w:space="0" w:color="auto"/>
+          <w:bottom w:val="single" w:sz="4" w:space="0" w:color="auto"/>
+          <w:right w:val="single" w:sz="4" w:space="0" w:color="auto"/>
+          <w:insideH w:val="single" w:sz="4" w:space="0" w:color="auto"/>
+          <w:insideV w:val="single" w:sz="4" w:space="0" w:color="auto"/>
+        </w:tblBorders>
+        <w:tblCellMar>
+          <w:left w:w="10" w:type="dxa"/>
+          <w:right w:w="10" w:type="dxa"/>
+        </w:tblCellMar>
+        <w:tblLook w:val="0000" w:firstRow="0" w:lastRow="0" w:firstColumn="0" w:lastColumn="0" w:noHBand="0" w:noVBand="0"/>
+      </w:tblPr>
+      <w:tblGrid>
+        <w:gridCol w:w="9360"/>
+      </w:tblGrid>
+      <w:tr>
+        <w:tblPrEx>
+          <w:tblCellMar>
+            <w:top w:w="0" w:type="dxa"/>
+            <w:bottom w:w="0" w:type="dxa"/>
+          </w:tblCellMar>
+        </w:tblPrEx>
+        <w:tc>
+          <w:tcPr>
+            <w:tcW w:w="9360" w:type="dxa"/>
+            <w:tcBorders>
+              <w:top w:val="single" w:sz="4" w:space="0" w:color="444441"/>
+              <w:left w:val="single" w:sz="4" w:space="0" w:color="444441"/>
+              <w:bottom w:val="single" w:sz="4" w:space="0" w:color="444441"/>
+              <w:right w:val="single" w:sz="4" w:space="0" w:color="444441"/>
+            </w:tcBorders>
+            <w:shd w:val="clear" w:color="auto" w:fill="F1EFE8"/>
+            <w:tcMar>
+              <w:top w:w="140" w:type="dxa"/>
+              <w:left w:w="180" w:type="dxa"/>
+              <w:bottom w:w="140" w:type="dxa"/>
+              <w:right w:w="180" w:type="dxa"/>
+            </w:tcMar>
+          </w:tcPr>
+          <w:p>
+            <w:pPr>
+              <w:spacing w:after="80"/>
+            </w:pPr>
+            <w:r>
+              <w:rPr>
+                <w:rFonts w:ascii="Arial" w:eastAsia="Arial" w:hAnsi="Arial" w:cs="Arial"/>
+                <w:b/>
+                <w:bCs/>
+                <w:color w:val="444441"/>
+                <w:sz w:val="19"/>
+                <w:szCs w:val="19"/>
+              </w:rPr>
+              <w:t>Worked example — satisfying and violating parameter sets</w:t>
+            </w:r>
+          </w:p>
+          <w:p>
+            <w:pPr>
+              <w:spacing w:after="60" w:line="260" w:lineRule="auto"/>
+            </w:pPr>
+            <w:r>
+              <w:rPr>
+                <w:rFonts w:ascii="Arial" w:eastAsia="Arial" w:hAnsi="Arial" w:cs="Arial"/>
+                <w:color w:val="3D3D3A"/>
+                <w:sz w:val="19"/>
+                <w:szCs w:val="19"/>
+              </w:rPr>
+              <w:t>H = 4, τᵈᵖ = 2. Minimum forced rotations across the horizon: ⌈4/2⌉ − 1 = 1. Compatibility requires Δ ≥ 1. With Δ = 2 (the running example throughout this document), the condition holds with margin — this is why no infeasibility was observed in any V1–V4 worked example.</w:t>
+            </w:r>
+          </w:p>
+          <w:p>
+            <w:pPr>
+              <w:spacing w:after="60" w:line="260" w:lineRule="auto"/>
+            </w:pPr>
+            <w:r>
+              <w:rPr>
+                <w:rFonts w:ascii="Arial" w:eastAsia="Arial" w:hAnsi="Arial" w:cs="Arial"/>
+                <w:color w:val="3D3D3A"/>
+                <w:sz w:val="19"/>
+                <w:szCs w:val="19"/>
+              </w:rPr>
+              <w:t>H = 6, τᵈᵖ = 2, Δ = 1 (a tighter operational churn budget). Minimum forced rotations: ⌈6/2⌉ − 1 = 2. Since Δ = 1 &lt; 2, this instance is infeasible — C13 will force a second rotation that C8 forbids. The instance must raise Δ to at least 2, raise τᵈᵖ, or shorten H before solving.</w:t>
+            </w:r>
+          </w:p>
+          <w:p>
+            <w:pPr>
+              <w:spacing w:after="60" w:line="260" w:lineRule="auto"/>
+            </w:pPr>
+            <w:r>
+              <w:rPr>
+                <w:rFonts w:ascii="Arial" w:eastAsia="Arial" w:hAnsi="Arial" w:cs="Arial"/>
+                <w:color w:val="3D3D3A"/>
+                <w:sz w:val="19"/>
+                <w:szCs w:val="19"/>
+              </w:rPr>
+              <w:t>Interpretation: ⌈H/τᵈᵖ⌉ − 1 is the minimum number of persona swaps C13 can force within H slots (a fresh persona survives at most τᵈᵖ slots before the next forced swap). The condition states the churn budget must accommodate at least that many forced swaps, leaving room for zero additional voluntary rotations — any operational flexibility beyond the C13-mandated minimum requires Δ to exceed this bound.</w:t>
+            </w:r>
+          </w:p>
+        </w:tc>
+      </w:tr>
+    </w:tbl>
+    <w:p>
+      <w:pPr>
+        <w:spacing w:before="160"/>
+      </w:pPr>
+    </w:p>
+    <w:p>
+      <w:pPr>
+        <w:spacing w:after="200" w:line="280" w:lineRule="auto"/>
+      </w:pPr>
+      <w:r>
+        <w:rPr>
+          <w:rFonts w:ascii="Arial" w:eastAsia="Arial" w:hAnsi="Arial" w:cs="Arial"/>
+          <w:sz w:val="22"/>
+          <w:szCs w:val="22"/>
+        </w:rPr>
+        <w:t>This condition is necessary but not sufficient for joint feasibility in general (interactions with C9’s type-discovery clock and C10’s coverage minimum are not captured by equation 15 alone), but it catches the specific C8/C13 conflict identified under review and gives instance designers a checkable, closed-form precondition rather than discovering infeasibility only after a failed solve.</w:t>
+      </w:r>
+    </w:p>
+    <w:p>
+      <w:r>
+        <w:br w:type="page"/>
+      </w:r>
+    </w:p>
+    <w:p>
+      <w:pPr>
+        <w:pStyle w:val="Heading2"/>
+        <w:spacing w:before="280"/>
+      </w:pPr>
+      <w:r>
+        <w:lastRenderedPageBreak/>
+        <w:t>Discovery-threshold floor — new in V5</w:t>
+      </w:r>
+    </w:p>
+    <w:tbl>
+      <w:tblPr>
+        <w:tblW w:w="9360" w:type="dxa"/>
+        <w:tblBorders>
+          <w:top w:val="single" w:sz="4" w:space="0" w:color="auto"/>
+          <w:left w:val="single" w:sz="4" w:space="0" w:color="auto"/>
+          <w:bottom w:val="single" w:sz="4" w:space="0" w:color="auto"/>
+          <w:right w:val="single" w:sz="4" w:space="0" w:color="auto"/>
+          <w:insideH w:val="single" w:sz="4" w:space="0" w:color="auto"/>
+          <w:insideV w:val="single" w:sz="4" w:space="0" w:color="auto"/>
+        </w:tblBorders>
+        <w:tblCellMar>
+          <w:left w:w="10" w:type="dxa"/>
+          <w:right w:w="10" w:type="dxa"/>
+        </w:tblCellMar>
+        <w:tblLook w:val="0000" w:firstRow="0" w:lastRow="0" w:firstColumn="0" w:lastColumn="0" w:noHBand="0" w:noVBand="0"/>
+      </w:tblPr>
+      <w:tblGrid>
+        <w:gridCol w:w="9360"/>
+      </w:tblGrid>
+      <w:tr>
+        <w:tblPrEx>
+          <w:tblCellMar>
+            <w:top w:w="0" w:type="dxa"/>
+            <w:bottom w:w="0" w:type="dxa"/>
+          </w:tblCellMar>
+        </w:tblPrEx>
+        <w:tc>
+          <w:tcPr>
+            <w:tcW w:w="9360" w:type="dxa"/>
+            <w:tcBorders>
+              <w:top w:val="single" w:sz="4" w:space="0" w:color="A32D2D"/>
+              <w:left w:val="single" w:sz="4" w:space="0" w:color="A32D2D"/>
+              <w:bottom w:val="single" w:sz="4" w:space="0" w:color="A32D2D"/>
+              <w:right w:val="single" w:sz="4" w:space="0" w:color="A32D2D"/>
+            </w:tcBorders>
+            <w:shd w:val="clear" w:color="auto" w:fill="FCEBEB"/>
+            <w:tcMar>
+              <w:top w:w="140" w:type="dxa"/>
+              <w:left w:w="180" w:type="dxa"/>
+              <w:bottom w:w="140" w:type="dxa"/>
+              <w:right w:w="180" w:type="dxa"/>
+            </w:tcMar>
+          </w:tcPr>
+          <w:p>
+            <w:pPr>
+              <w:spacing w:after="80"/>
+            </w:pPr>
+            <w:r>
+              <w:rPr>
+                <w:rFonts w:ascii="Arial" w:eastAsia="Arial" w:hAnsi="Arial" w:cs="Arial"/>
+                <w:b/>
+                <w:bCs/>
+                <w:color w:val="A32D2D"/>
+                <w:sz w:val="19"/>
+                <w:szCs w:val="19"/>
+              </w:rPr>
+              <w:t>Gap closed — τᵈ and τᵈᵖ could collapse below one slot</w:t>
+            </w:r>
+          </w:p>
+          <w:p>
+            <w:pPr>
+              <w:spacing w:after="60" w:line="260" w:lineRule="auto"/>
+            </w:pPr>
+            <w:r>
+              <w:rPr>
+                <w:rFonts w:ascii="Arial" w:eastAsia="Arial" w:hAnsi="Arial" w:cs="Arial"/>
+                <w:color w:val="3D3D3A"/>
+                <w:sz w:val="19"/>
+                <w:szCs w:val="19"/>
+              </w:rPr>
+              <w:t>V4’s learning-decay term γ^n and C11’s threat-decay term (1−ρπ/ρₘₐˣ) both shrink τᵈ in the same direction and were not previously bounded against each other. At high cumulative observation count n combined with high threat probability ρπ, the product can round to a value below 1 — meaningless in a discrete-time formulation where rotation cannot happen more than once per slot. C15 (V4) catches the external mismatch between slot duration and attacker speed; it does not catch this internal collapse of the threshold formula itself.</w:t>
+            </w:r>
+          </w:p>
+        </w:tc>
+      </w:tr>
+    </w:tbl>
+    <w:p>
+      <w:pPr>
+        <w:spacing w:before="160"/>
+      </w:pPr>
+    </w:p>
+    <w:p>
+      <w:pPr>
+        <w:spacing w:after="100" w:line="280" w:lineRule="auto"/>
+      </w:pPr>
+      <w:r>
+        <w:rPr>
+          <w:rFonts w:ascii="Arial" w:eastAsia="Arial" w:hAnsi="Arial" w:cs="Arial"/>
+          <w:sz w:val="22"/>
+          <w:szCs w:val="22"/>
+        </w:rPr>
+        <w:t>Equations 12 and 13 (Section D, V4) are superseded by floored versions, renumbered 12′ and 13′ to avoid reusing a number for two different formulas:</w:t>
+      </w:r>
+    </w:p>
+    <w:p>
+      <w:pPr>
+        <w:spacing w:before="60" w:after="20" w:line="260" w:lineRule="auto"/>
+      </w:pPr>
+      <w:r>
+        <w:rPr>
+          <w:rFonts w:ascii="Consolas" w:eastAsia="Consolas" w:hAnsi="Consolas" w:cs="Consolas"/>
+          <w:color w:val="3D3D3A"/>
+          <w:sz w:val="18"/>
+          <w:szCs w:val="18"/>
+        </w:rPr>
+        <w:t>τᵈ(i,z,t) = max( 1, τᵈ⁰ · (1 − ρπ(t)/ρₘₐˣ) · γ^{nᵢ,ₚ(t)} )     (12′, supersedes 12)</w:t>
+      </w:r>
+    </w:p>
+    <w:p>
+      <w:pPr>
+        <w:spacing w:before="60" w:after="160" w:line="260" w:lineRule="auto"/>
+      </w:pPr>
+      <w:r>
+        <w:rPr>
+          <w:rFonts w:ascii="Consolas" w:eastAsia="Consolas" w:hAnsi="Consolas" w:cs="Consolas"/>
+          <w:color w:val="3D3D3A"/>
+          <w:sz w:val="18"/>
+          <w:szCs w:val="18"/>
+        </w:rPr>
+        <w:t>τᵈᵖ(i,z,t) = max( 1, τᵈᵖ⁰ · γ^{nᵢ,ₚ(t)} )     (13′, supersedes 13)</w:t>
+      </w:r>
+    </w:p>
+    <w:tbl>
+      <w:tblPr>
+        <w:tblW w:w="9360" w:type="dxa"/>
+        <w:tblBorders>
+          <w:top w:val="single" w:sz="4" w:space="0" w:color="auto"/>
+          <w:left w:val="single" w:sz="4" w:space="0" w:color="auto"/>
+          <w:bottom w:val="single" w:sz="4" w:space="0" w:color="auto"/>
+          <w:right w:val="single" w:sz="4" w:space="0" w:color="auto"/>
+          <w:insideH w:val="single" w:sz="4" w:space="0" w:color="auto"/>
+          <w:insideV w:val="single" w:sz="4" w:space="0" w:color="auto"/>
+        </w:tblBorders>
+        <w:tblCellMar>
+          <w:left w:w="10" w:type="dxa"/>
+          <w:right w:w="10" w:type="dxa"/>
+        </w:tblCellMar>
+        <w:tblLook w:val="0000" w:firstRow="0" w:lastRow="0" w:firstColumn="0" w:lastColumn="0" w:noHBand="0" w:noVBand="0"/>
+      </w:tblPr>
+      <w:tblGrid>
+        <w:gridCol w:w="9360"/>
+      </w:tblGrid>
+      <w:tr>
+        <w:tblPrEx>
+          <w:tblCellMar>
+            <w:top w:w="0" w:type="dxa"/>
+            <w:bottom w:w="0" w:type="dxa"/>
+          </w:tblCellMar>
+        </w:tblPrEx>
+        <w:tc>
+          <w:tcPr>
+            <w:tcW w:w="9360" w:type="dxa"/>
+            <w:tcBorders>
+              <w:top w:val="single" w:sz="4" w:space="0" w:color="444441"/>
+              <w:left w:val="single" w:sz="4" w:space="0" w:color="444441"/>
+              <w:bottom w:val="single" w:sz="4" w:space="0" w:color="444441"/>
+              <w:right w:val="single" w:sz="4" w:space="0" w:color="444441"/>
+            </w:tcBorders>
+            <w:shd w:val="clear" w:color="auto" w:fill="F1EFE8"/>
+            <w:tcMar>
+              <w:top w:w="140" w:type="dxa"/>
+              <w:left w:w="180" w:type="dxa"/>
+              <w:bottom w:w="140" w:type="dxa"/>
+              <w:right w:w="180" w:type="dxa"/>
+            </w:tcMar>
+          </w:tcPr>
+          <w:p>
+            <w:pPr>
+              <w:spacing w:after="80"/>
+            </w:pPr>
+            <w:r>
+              <w:rPr>
+                <w:rFonts w:ascii="Arial" w:eastAsia="Arial" w:hAnsi="Arial" w:cs="Arial"/>
+                <w:b/>
+                <w:bCs/>
+                <w:color w:val="444441"/>
+                <w:sz w:val="19"/>
+                <w:szCs w:val="19"/>
+              </w:rPr>
+              <w:t>Worked example</w:t>
+            </w:r>
+          </w:p>
+          <w:p>
+            <w:pPr>
+              <w:spacing w:after="60" w:line="260" w:lineRule="auto"/>
+            </w:pPr>
+            <w:r>
+              <w:rPr>
+                <w:rFonts w:ascii="Arial" w:eastAsia="Arial" w:hAnsi="Arial" w:cs="Arial"/>
+                <w:color w:val="3D3D3A"/>
+                <w:sz w:val="19"/>
+                <w:szCs w:val="19"/>
+              </w:rPr>
+              <w:t>τᵈ⁰ = 3, ρπ = 0.85, ρₘₐˣ = 1.0, γ = 0.80, n = 15 (heavy cross-zone exposure under near-maximum threat).</w:t>
+            </w:r>
+          </w:p>
+          <w:p>
+            <w:pPr>
+              <w:spacing w:after="60" w:line="260" w:lineRule="auto"/>
+            </w:pPr>
+            <w:r>
+              <w:rPr>
+                <w:rFonts w:ascii="Arial" w:eastAsia="Arial" w:hAnsi="Arial" w:cs="Arial"/>
+                <w:color w:val="3D3D3A"/>
+                <w:sz w:val="19"/>
+                <w:szCs w:val="19"/>
+              </w:rPr>
+              <w:t>Unfloored: τᵈ = 3 × 0.15 × 0.80¹⁵ = 3 × 0.15 × 0.0352 = 0.0158 — below one slot, not meaningful as a rotation deadline.</w:t>
+            </w:r>
+          </w:p>
+          <w:p>
+            <w:pPr>
+              <w:spacing w:after="60" w:line="260" w:lineRule="auto"/>
+            </w:pPr>
+            <w:r>
+              <w:rPr>
+                <w:rFonts w:ascii="Arial" w:eastAsia="Arial" w:hAnsi="Arial" w:cs="Arial"/>
+                <w:color w:val="3D3D3A"/>
+                <w:sz w:val="19"/>
+                <w:szCs w:val="19"/>
+              </w:rPr>
+              <w:t>Floored (V5): τᵈ = max(1, 0.0158) = 1 — the solver is told to rotate every slot, the fastest physically meaningful cadence, rather than being handed a threshold smaller than the discretization itself.</w:t>
+            </w:r>
+          </w:p>
+          <w:p>
+            <w:pPr>
+              <w:spacing w:after="60" w:line="260" w:lineRule="auto"/>
+            </w:pPr>
+            <w:r>
+              <w:rPr>
+                <w:rFonts w:ascii="Arial" w:eastAsia="Arial" w:hAnsi="Arial" w:cs="Arial"/>
+                <w:color w:val="3D3D3A"/>
+                <w:sz w:val="19"/>
+                <w:szCs w:val="19"/>
+              </w:rPr>
+              <w:t>The floor changes nothing for the worked examples earlier in this document, all of which keep τᵈ comfortably above 1; it only activates in the high-threat, high-exposure regime where the unfloored formula would otherwise produce a nonsensical sub-slot value.</w:t>
+            </w:r>
+          </w:p>
+        </w:tc>
+      </w:tr>
+    </w:tbl>
+    <w:p>
+      <w:r>
+        <w:br w:type="page"/>
+      </w:r>
+    </w:p>
+    <w:p>
+      <w:pPr>
+        <w:pStyle w:val="Heading2"/>
+        <w:spacing w:before="280"/>
+      </w:pPr>
+      <w:r>
+        <w:lastRenderedPageBreak/>
+        <w:t>Nᵢ,ₚ(t) — formal definition, new in V5</w:t>
+      </w:r>
+    </w:p>
+    <w:tbl>
+      <w:tblPr>
+        <w:tblW w:w="9360" w:type="dxa"/>
+        <w:tblBorders>
+          <w:top w:val="single" w:sz="4" w:space="0" w:color="auto"/>
+          <w:left w:val="single" w:sz="4" w:space="0" w:color="auto"/>
+          <w:bottom w:val="single" w:sz="4" w:space="0" w:color="auto"/>
+          <w:right w:val="single" w:sz="4" w:space="0" w:color="auto"/>
+          <w:insideH w:val="single" w:sz="4" w:space="0" w:color="auto"/>
+          <w:insideV w:val="single" w:sz="4" w:space="0" w:color="auto"/>
+        </w:tblBorders>
+        <w:tblCellMar>
+          <w:left w:w="10" w:type="dxa"/>
+          <w:right w:w="10" w:type="dxa"/>
+        </w:tblCellMar>
+        <w:tblLook w:val="0000" w:firstRow="0" w:lastRow="0" w:firstColumn="0" w:lastColumn="0" w:noHBand="0" w:noVBand="0"/>
+      </w:tblPr>
+      <w:tblGrid>
+        <w:gridCol w:w="9360"/>
+      </w:tblGrid>
+      <w:tr>
+        <w:tblPrEx>
+          <w:tblCellMar>
+            <w:top w:w="0" w:type="dxa"/>
+            <w:bottom w:w="0" w:type="dxa"/>
+          </w:tblCellMar>
+        </w:tblPrEx>
+        <w:tc>
+          <w:tcPr>
+            <w:tcW w:w="9360" w:type="dxa"/>
+            <w:tcBorders>
+              <w:top w:val="single" w:sz="4" w:space="0" w:color="085041"/>
+              <w:left w:val="single" w:sz="4" w:space="0" w:color="085041"/>
+              <w:bottom w:val="single" w:sz="4" w:space="0" w:color="085041"/>
+              <w:right w:val="single" w:sz="4" w:space="0" w:color="085041"/>
+            </w:tcBorders>
+            <w:shd w:val="clear" w:color="auto" w:fill="E1F5EE"/>
+            <w:tcMar>
+              <w:top w:w="140" w:type="dxa"/>
+              <w:left w:w="180" w:type="dxa"/>
+              <w:bottom w:w="140" w:type="dxa"/>
+              <w:right w:w="180" w:type="dxa"/>
+            </w:tcMar>
+          </w:tcPr>
+          <w:p>
+            <w:pPr>
+              <w:spacing w:after="80"/>
+            </w:pPr>
+            <w:r>
+              <w:rPr>
+                <w:rFonts w:ascii="Arial" w:eastAsia="Arial" w:hAnsi="Arial" w:cs="Arial"/>
+                <w:b/>
+                <w:bCs/>
+                <w:color w:val="085041"/>
+                <w:sz w:val="19"/>
+                <w:szCs w:val="19"/>
+              </w:rPr>
+              <w:t>Gap closed — the cumulative observation count had no constructive definition</w:t>
+            </w:r>
+          </w:p>
+          <w:p>
+            <w:pPr>
+              <w:spacing w:after="60" w:line="260" w:lineRule="auto"/>
+            </w:pPr>
+            <w:r>
+              <w:rPr>
+                <w:rFonts w:ascii="Arial" w:eastAsia="Arial" w:hAnsi="Arial" w:cs="Arial"/>
+                <w:color w:val="3D3D3A"/>
+                <w:sz w:val="19"/>
+                <w:szCs w:val="19"/>
+              </w:rPr>
+              <w:t>V4 introduced nᵢ,ₚ(t) as “cumulative cross-zone observation count, derived from deployment history” but never gave it a recurrence, unlike every other derived quantity in this document (uᵢ,z,t, cⱼ,a,t, etc., each of which has a precise Boolean definition). V5 closes this with an explicit update rule.</w:t>
+            </w:r>
+          </w:p>
+        </w:tc>
+      </w:tr>
+    </w:tbl>
+    <w:p>
+      <w:pPr>
+        <w:spacing w:before="160"/>
+      </w:pPr>
+    </w:p>
+    <w:p>
+      <w:pPr>
+        <w:spacing w:after="100" w:line="280" w:lineRule="auto"/>
+      </w:pPr>
+      <w:r>
+        <w:rPr>
+          <w:rFonts w:ascii="Arial" w:eastAsia="Arial" w:hAnsi="Arial" w:cs="Arial"/>
+          <w:sz w:val="22"/>
+          <w:szCs w:val="22"/>
+        </w:rPr>
+        <w:t>Formal recurrence (replaces the informal description of nᵢ,ₚ(t) in V4). New constants: ρ_decay ∈ (0,1) (decay rate) and Δ_N ∈ ℤ⁺ (cooldown window, independent of C8’s Δ and C13’s Δₚ):</w:t>
+      </w:r>
+    </w:p>
+    <w:p>
+      <w:pPr>
+        <w:spacing w:before="60" w:after="20" w:line="260" w:lineRule="auto"/>
+      </w:pPr>
+      <w:r>
+        <w:rPr>
+          <w:rFonts w:ascii="Consolas" w:eastAsia="Consolas" w:hAnsi="Consolas" w:cs="Consolas"/>
+          <w:color w:val="3D3D3A"/>
+          <w:sz w:val="19"/>
+          <w:szCs w:val="19"/>
+        </w:rPr>
+        <w:t>Nᵢ,ₚ(0) = 0</w:t>
+      </w:r>
+    </w:p>
+    <w:p>
+      <w:pPr>
+        <w:spacing w:before="60" w:after="20" w:line="260" w:lineRule="auto"/>
+      </w:pPr>
+      <w:r>
+        <w:rPr>
+          <w:rFonts w:ascii="Consolas" w:eastAsia="Consolas" w:hAnsi="Consolas" w:cs="Consolas"/>
+          <w:color w:val="3D3D3A"/>
+          <w:sz w:val="18"/>
+          <w:szCs w:val="18"/>
+        </w:rPr>
+        <w:t>Nᵢ,ₚ(t) = Nᵢ,ₚ(t−1) + 1   if ∃z ∈ Z: xᵢ,z,t,ₚ = 1 ∧ uᵢ,z,t = 0   (active and type-undiscovered, any zone)</w:t>
+      </w:r>
+    </w:p>
+    <w:p>
+      <w:pPr>
+        <w:spacing w:before="60" w:after="20" w:line="260" w:lineRule="auto"/>
+      </w:pPr>
+      <w:r>
+        <w:rPr>
+          <w:rFonts w:ascii="Consolas" w:eastAsia="Consolas" w:hAnsi="Consolas" w:cs="Consolas"/>
+          <w:color w:val="3D3D3A"/>
+          <w:sz w:val="18"/>
+          <w:szCs w:val="18"/>
+        </w:rPr>
+        <w:t>Nᵢ,ₚ(t) = ⌊ρ_decay · Nᵢ,ₚ(t−1)⌋   if type i, persona p inactive in every zone for the preceding Δ_N consecutive slots</w:t>
+      </w:r>
+    </w:p>
+    <w:p>
+      <w:pPr>
+        <w:spacing w:before="60" w:after="160" w:line="260" w:lineRule="auto"/>
+      </w:pPr>
+      <w:r>
+        <w:rPr>
+          <w:rFonts w:ascii="Consolas" w:eastAsia="Consolas" w:hAnsi="Consolas" w:cs="Consolas"/>
+          <w:color w:val="3D3D3A"/>
+          <w:sz w:val="18"/>
+          <w:szCs w:val="18"/>
+        </w:rPr>
+        <w:t>Nᵢ,ₚ(t) = Nᵢ,ₚ(t−1)   otherwise (inactive this slot, but absence has not yet reached Δ_N)</w:t>
+      </w:r>
+    </w:p>
+    <w:tbl>
+      <w:tblPr>
+        <w:tblW w:w="9360" w:type="dxa"/>
+        <w:tblBorders>
+          <w:top w:val="single" w:sz="4" w:space="0" w:color="auto"/>
+          <w:left w:val="single" w:sz="4" w:space="0" w:color="auto"/>
+          <w:bottom w:val="single" w:sz="4" w:space="0" w:color="auto"/>
+          <w:right w:val="single" w:sz="4" w:space="0" w:color="auto"/>
+          <w:insideH w:val="single" w:sz="4" w:space="0" w:color="auto"/>
+          <w:insideV w:val="single" w:sz="4" w:space="0" w:color="auto"/>
+        </w:tblBorders>
+        <w:tblCellMar>
+          <w:left w:w="10" w:type="dxa"/>
+          <w:right w:w="10" w:type="dxa"/>
+        </w:tblCellMar>
+        <w:tblLook w:val="0000" w:firstRow="0" w:lastRow="0" w:firstColumn="0" w:lastColumn="0" w:noHBand="0" w:noVBand="0"/>
+      </w:tblPr>
+      <w:tblGrid>
+        <w:gridCol w:w="9360"/>
+      </w:tblGrid>
+      <w:tr>
+        <w:tblPrEx>
+          <w:tblCellMar>
+            <w:top w:w="0" w:type="dxa"/>
+            <w:bottom w:w="0" w:type="dxa"/>
+          </w:tblCellMar>
+        </w:tblPrEx>
+        <w:tc>
+          <w:tcPr>
+            <w:tcW w:w="9360" w:type="dxa"/>
+            <w:tcBorders>
+              <w:top w:val="single" w:sz="4" w:space="0" w:color="444441"/>
+              <w:left w:val="single" w:sz="4" w:space="0" w:color="444441"/>
+              <w:bottom w:val="single" w:sz="4" w:space="0" w:color="444441"/>
+              <w:right w:val="single" w:sz="4" w:space="0" w:color="444441"/>
+            </w:tcBorders>
+            <w:shd w:val="clear" w:color="auto" w:fill="F1EFE8"/>
+            <w:tcMar>
+              <w:top w:w="140" w:type="dxa"/>
+              <w:left w:w="180" w:type="dxa"/>
+              <w:bottom w:w="140" w:type="dxa"/>
+              <w:right w:w="180" w:type="dxa"/>
+            </w:tcMar>
+          </w:tcPr>
+          <w:p>
+            <w:pPr>
+              <w:spacing w:after="80"/>
+            </w:pPr>
+            <w:r>
+              <w:rPr>
+                <w:rFonts w:ascii="Arial" w:eastAsia="Arial" w:hAnsi="Arial" w:cs="Arial"/>
+                <w:b/>
+                <w:bCs/>
+                <w:color w:val="444441"/>
+                <w:sz w:val="19"/>
+                <w:szCs w:val="19"/>
+              </w:rPr>
+              <w:t>Worked example</w:t>
+            </w:r>
+          </w:p>
+          <w:p>
+            <w:pPr>
+              <w:spacing w:after="60" w:line="260" w:lineRule="auto"/>
+            </w:pPr>
+            <w:r>
+              <w:rPr>
+                <w:rFonts w:ascii="Arial" w:eastAsia="Arial" w:hAnsi="Arial" w:cs="Arial"/>
+                <w:color w:val="3D3D3A"/>
+                <w:sz w:val="19"/>
+                <w:szCs w:val="19"/>
+              </w:rPr>
+              <w:t>ρ_decay = 0.5 (cooldown decay rate, new constant — default 0.5 if unspecified). Δ_N = 3 slots (cooldown window, a new symbol independent of C8’s Δ and C13’s Δₚ — see note below).</w:t>
+            </w:r>
+          </w:p>
+          <w:p>
+            <w:pPr>
+              <w:spacing w:after="60" w:line="260" w:lineRule="auto"/>
+            </w:pPr>
+            <w:r>
+              <w:rPr>
+                <w:rFonts w:ascii="Arial" w:eastAsia="Arial" w:hAnsi="Arial" w:cs="Arial"/>
+                <w:color w:val="3D3D3A"/>
+                <w:sz w:val="19"/>
+                <w:szCs w:val="19"/>
+              </w:rPr>
+              <w:t>ssh_trap wearing HR_workstation: active and type-undiscovered in DMZ at t=1 (N: 0→1) and t=2 (N: 1→2). Inactive in every zone at t=3 and t=4 — fewer than Δ_N=3 slots of absence so far, N holds at 2. Still inactive at t=5, now 3 consecutive absent slots reaching Δ_N — decay applies: N = ⌊0.5×2⌋ = 1.</w:t>
+            </w:r>
+          </w:p>
+          <w:p>
+            <w:pPr>
+              <w:spacing w:after="60" w:line="260" w:lineRule="auto"/>
+            </w:pPr>
+            <w:r>
+              <w:rPr>
+                <w:rFonts w:ascii="Arial" w:eastAsia="Arial" w:hAnsi="Arial" w:cs="Arial"/>
+                <w:color w:val="3D3D3A"/>
+                <w:sz w:val="19"/>
+                <w:szCs w:val="19"/>
+              </w:rPr>
+              <w:t>This makes Nᵢ,ₚ(t) exactly as constructively defined as uᵢ,z,t or any other derived Boolean/integer quantity in Sections B–D: a deterministic function of the deployment history x, computable by the solver’s instrumentation without any free parameter beyond the stated decay rate and cooldown window.</w:t>
+            </w:r>
+          </w:p>
+          <w:p>
+            <w:pPr>
+              <w:spacing w:after="60" w:line="260" w:lineRule="auto"/>
+            </w:pPr>
+            <w:r>
+              <w:rPr>
+                <w:rFonts w:ascii="Arial" w:eastAsia="Arial" w:hAnsi="Arial" w:cs="Arial"/>
+                <w:color w:val="3D3D3A"/>
+                <w:sz w:val="19"/>
+                <w:szCs w:val="19"/>
+              </w:rPr>
+              <w:t>Note: Δ_N (the N-decay cooldown window) is independent of Δ (the C8 churn-change budget) and Δₚ (the C13 persona-churn budget) — it is a separately named span governing only how long an absence must persist before cumulative observation pressure begins to fade. This avoids overloading Δ with a third meaning.</w:t>
+            </w:r>
+          </w:p>
+        </w:tc>
+      </w:tr>
+    </w:tbl>
+    <w:p>
+      <w:pPr>
+        <w:pStyle w:val="Heading2"/>
+        <w:spacing w:before="280"/>
+      </w:pPr>
+      <w:r>
+        <w:t>Constraint evaluation order — clarified in V5</w:t>
+      </w:r>
+    </w:p>
+    <w:tbl>
+      <w:tblPr>
+        <w:tblW w:w="9360" w:type="dxa"/>
+        <w:tblBorders>
+          <w:top w:val="single" w:sz="4" w:space="0" w:color="auto"/>
+          <w:left w:val="single" w:sz="4" w:space="0" w:color="auto"/>
+          <w:bottom w:val="single" w:sz="4" w:space="0" w:color="auto"/>
+          <w:right w:val="single" w:sz="4" w:space="0" w:color="auto"/>
+          <w:insideH w:val="single" w:sz="4" w:space="0" w:color="auto"/>
+          <w:insideV w:val="single" w:sz="4" w:space="0" w:color="auto"/>
+        </w:tblBorders>
+        <w:tblCellMar>
+          <w:left w:w="10" w:type="dxa"/>
+          <w:right w:w="10" w:type="dxa"/>
+        </w:tblCellMar>
+        <w:tblLook w:val="0000" w:firstRow="0" w:lastRow="0" w:firstColumn="0" w:lastColumn="0" w:noHBand="0" w:noVBand="0"/>
+      </w:tblPr>
+      <w:tblGrid>
+        <w:gridCol w:w="9360"/>
+      </w:tblGrid>
+      <w:tr>
+        <w:tblPrEx>
+          <w:tblCellMar>
+            <w:top w:w="0" w:type="dxa"/>
+            <w:bottom w:w="0" w:type="dxa"/>
+          </w:tblCellMar>
+        </w:tblPrEx>
+        <w:tc>
+          <w:tcPr>
+            <w:tcW w:w="9360" w:type="dxa"/>
+            <w:tcBorders>
+              <w:top w:val="single" w:sz="4" w:space="0" w:color="444441"/>
+              <w:left w:val="single" w:sz="4" w:space="0" w:color="444441"/>
+              <w:bottom w:val="single" w:sz="4" w:space="0" w:color="444441"/>
+              <w:right w:val="single" w:sz="4" w:space="0" w:color="444441"/>
+            </w:tcBorders>
+            <w:shd w:val="clear" w:color="auto" w:fill="F1EFE8"/>
+            <w:tcMar>
+              <w:top w:w="140" w:type="dxa"/>
+              <w:left w:w="180" w:type="dxa"/>
+              <w:bottom w:w="140" w:type="dxa"/>
+              <w:right w:w="180" w:type="dxa"/>
+            </w:tcMar>
+          </w:tcPr>
+          <w:p>
+            <w:pPr>
+              <w:spacing w:after="80"/>
+            </w:pPr>
+            <w:r>
+              <w:rPr>
+                <w:rFonts w:ascii="Arial" w:eastAsia="Arial" w:hAnsi="Arial" w:cs="Arial"/>
+                <w:b/>
+                <w:bCs/>
+                <w:color w:val="444441"/>
+                <w:sz w:val="19"/>
+                <w:szCs w:val="19"/>
+              </w:rPr>
+              <w:t>Clarified — C1–C15 are a flat conjunction, not a priority sequence</w:t>
+            </w:r>
+          </w:p>
+          <w:p>
+            <w:pPr>
+              <w:spacing w:after="60" w:line="260" w:lineRule="auto"/>
+            </w:pPr>
+            <w:r>
+              <w:rPr>
+                <w:rFonts w:ascii="Arial" w:eastAsia="Arial" w:hAnsi="Arial" w:cs="Arial"/>
+                <w:color w:val="3D3D3A"/>
+                <w:sz w:val="19"/>
+                <w:szCs w:val="19"/>
+              </w:rPr>
+              <w:t>Narrative language elsewhere in this document (“C11 forces faster rotation,” “C10 guarantees coverage”) could be read as implying a sequential or priority evaluation order among hard constraints. V5 states explicitly: C1 through C15 are conjoined (logical AND) and evaluated by RC2 as a single flat clause set with no inherent precedence. A candidate deployment x is feasible if and only if it satisfies all fifteen simultaneously; the solver does not check them in C1, C2, … order or give any constraint priority over another. Only the soft clauses (L1–L4, Section E) carry an explicit priority via their geometric weights — hard constraints have no analogous ordering, by construction.</w:t>
             </w:r>
           </w:p>
         </w:tc>
@@ -22178,6 +24270,92 @@
     </w:lvl>
   </w:abstractNum>
   <w:abstractNum w:abstractNumId="1" w15:restartNumberingAfterBreak="0">
+    <w:nsid w:val="09633C7C"/>
+    <w:multiLevelType w:val="hybridMultilevel"/>
+    <w:tmpl w:val="54F24CE2"/>
+    <w:lvl w:ilvl="0" w:tplc="0C0EB4B0">
+      <w:start w:val="1"/>
+      <w:numFmt w:val="bullet"/>
+      <w:lvlText w:val="●"/>
+      <w:lvlJc w:val="left"/>
+      <w:pPr>
+        <w:ind w:left="720" w:hanging="360"/>
+      </w:pPr>
+    </w:lvl>
+    <w:lvl w:ilvl="1" w:tplc="468A6BAC">
+      <w:start w:val="1"/>
+      <w:numFmt w:val="bullet"/>
+      <w:lvlText w:val="○"/>
+      <w:lvlJc w:val="left"/>
+      <w:pPr>
+        <w:ind w:left="1440" w:hanging="360"/>
+      </w:pPr>
+    </w:lvl>
+    <w:lvl w:ilvl="2" w:tplc="25F48C10">
+      <w:start w:val="1"/>
+      <w:numFmt w:val="bullet"/>
+      <w:lvlText w:val="■"/>
+      <w:lvlJc w:val="left"/>
+      <w:pPr>
+        <w:ind w:left="2160" w:hanging="360"/>
+      </w:pPr>
+    </w:lvl>
+    <w:lvl w:ilvl="3" w:tplc="A54CBE72">
+      <w:start w:val="1"/>
+      <w:numFmt w:val="bullet"/>
+      <w:lvlText w:val="●"/>
+      <w:lvlJc w:val="left"/>
+      <w:pPr>
+        <w:ind w:left="2880" w:hanging="360"/>
+      </w:pPr>
+    </w:lvl>
+    <w:lvl w:ilvl="4" w:tplc="C5E8D488">
+      <w:start w:val="1"/>
+      <w:numFmt w:val="bullet"/>
+      <w:lvlText w:val="○"/>
+      <w:lvlJc w:val="left"/>
+      <w:pPr>
+        <w:ind w:left="3600" w:hanging="360"/>
+      </w:pPr>
+    </w:lvl>
+    <w:lvl w:ilvl="5" w:tplc="F8A44362">
+      <w:start w:val="1"/>
+      <w:numFmt w:val="bullet"/>
+      <w:lvlText w:val="■"/>
+      <w:lvlJc w:val="left"/>
+      <w:pPr>
+        <w:ind w:left="4320" w:hanging="360"/>
+      </w:pPr>
+    </w:lvl>
+    <w:lvl w:ilvl="6" w:tplc="7262A4B6">
+      <w:start w:val="1"/>
+      <w:numFmt w:val="bullet"/>
+      <w:lvlText w:val="●"/>
+      <w:lvlJc w:val="left"/>
+      <w:pPr>
+        <w:ind w:left="5040" w:hanging="360"/>
+      </w:pPr>
+    </w:lvl>
+    <w:lvl w:ilvl="7" w:tplc="543E36B0">
+      <w:start w:val="1"/>
+      <w:numFmt w:val="bullet"/>
+      <w:lvlText w:val="●"/>
+      <w:lvlJc w:val="left"/>
+      <w:pPr>
+        <w:ind w:left="5760" w:hanging="360"/>
+      </w:pPr>
+    </w:lvl>
+    <w:lvl w:ilvl="8" w:tplc="5A0CD75A">
+      <w:start w:val="1"/>
+      <w:numFmt w:val="bullet"/>
+      <w:lvlText w:val="●"/>
+      <w:lvlJc w:val="left"/>
+      <w:pPr>
+        <w:ind w:left="6480" w:hanging="360"/>
+      </w:pPr>
+    </w:lvl>
+  </w:abstractNum>
+  <w:abstractNum w:abstractNumId="2" w15:restartNumberingAfterBreak="0">
     <w:nsid w:val="0E865403"/>
     <w:multiLevelType w:val="hybridMultilevel"/>
     <w:tmpl w:val="82348972"/>
@@ -22266,7 +24444,93 @@
       </w:pPr>
     </w:lvl>
   </w:abstractNum>
-  <w:abstractNum w:abstractNumId="2" w15:restartNumberingAfterBreak="0">
+  <w:abstractNum w:abstractNumId="3" w15:restartNumberingAfterBreak="0">
+    <w:nsid w:val="10414A1B"/>
+    <w:multiLevelType w:val="hybridMultilevel"/>
+    <w:tmpl w:val="6D5CE97C"/>
+    <w:lvl w:ilvl="0" w:tplc="CF628A50">
+      <w:start w:val="1"/>
+      <w:numFmt w:val="bullet"/>
+      <w:lvlText w:val="●"/>
+      <w:lvlJc w:val="left"/>
+      <w:pPr>
+        <w:ind w:left="720" w:hanging="360"/>
+      </w:pPr>
+    </w:lvl>
+    <w:lvl w:ilvl="1" w:tplc="B8D42EF0">
+      <w:start w:val="1"/>
+      <w:numFmt w:val="bullet"/>
+      <w:lvlText w:val="○"/>
+      <w:lvlJc w:val="left"/>
+      <w:pPr>
+        <w:ind w:left="1440" w:hanging="360"/>
+      </w:pPr>
+    </w:lvl>
+    <w:lvl w:ilvl="2" w:tplc="2856C2D6">
+      <w:start w:val="1"/>
+      <w:numFmt w:val="bullet"/>
+      <w:lvlText w:val="■"/>
+      <w:lvlJc w:val="left"/>
+      <w:pPr>
+        <w:ind w:left="2160" w:hanging="360"/>
+      </w:pPr>
+    </w:lvl>
+    <w:lvl w:ilvl="3" w:tplc="192067D8">
+      <w:start w:val="1"/>
+      <w:numFmt w:val="bullet"/>
+      <w:lvlText w:val="●"/>
+      <w:lvlJc w:val="left"/>
+      <w:pPr>
+        <w:ind w:left="2880" w:hanging="360"/>
+      </w:pPr>
+    </w:lvl>
+    <w:lvl w:ilvl="4" w:tplc="66A07A76">
+      <w:start w:val="1"/>
+      <w:numFmt w:val="bullet"/>
+      <w:lvlText w:val="○"/>
+      <w:lvlJc w:val="left"/>
+      <w:pPr>
+        <w:ind w:left="3600" w:hanging="360"/>
+      </w:pPr>
+    </w:lvl>
+    <w:lvl w:ilvl="5" w:tplc="72B2A0CA">
+      <w:start w:val="1"/>
+      <w:numFmt w:val="bullet"/>
+      <w:lvlText w:val="■"/>
+      <w:lvlJc w:val="left"/>
+      <w:pPr>
+        <w:ind w:left="4320" w:hanging="360"/>
+      </w:pPr>
+    </w:lvl>
+    <w:lvl w:ilvl="6" w:tplc="041603EA">
+      <w:start w:val="1"/>
+      <w:numFmt w:val="bullet"/>
+      <w:lvlText w:val="●"/>
+      <w:lvlJc w:val="left"/>
+      <w:pPr>
+        <w:ind w:left="5040" w:hanging="360"/>
+      </w:pPr>
+    </w:lvl>
+    <w:lvl w:ilvl="7" w:tplc="8A44DBF2">
+      <w:start w:val="1"/>
+      <w:numFmt w:val="bullet"/>
+      <w:lvlText w:val="●"/>
+      <w:lvlJc w:val="left"/>
+      <w:pPr>
+        <w:ind w:left="5760" w:hanging="360"/>
+      </w:pPr>
+    </w:lvl>
+    <w:lvl w:ilvl="8" w:tplc="4CAA981E">
+      <w:start w:val="1"/>
+      <w:numFmt w:val="bullet"/>
+      <w:lvlText w:val="●"/>
+      <w:lvlJc w:val="left"/>
+      <w:pPr>
+        <w:ind w:left="6480" w:hanging="360"/>
+      </w:pPr>
+    </w:lvl>
+  </w:abstractNum>
+  <w:abstractNum w:abstractNumId="4" w15:restartNumberingAfterBreak="0">
     <w:nsid w:val="1B677B40"/>
     <w:multiLevelType w:val="hybridMultilevel"/>
     <w:tmpl w:val="3B3005EE"/>
@@ -22352,7 +24616,7 @@
       </w:pPr>
     </w:lvl>
   </w:abstractNum>
-  <w:abstractNum w:abstractNumId="3" w15:restartNumberingAfterBreak="0">
+  <w:abstractNum w:abstractNumId="5" w15:restartNumberingAfterBreak="0">
     <w:nsid w:val="1B9B4DC1"/>
     <w:multiLevelType w:val="multilevel"/>
     <w:tmpl w:val="4B08E624"/>
@@ -22501,7 +24765,93 @@
       </w:rPr>
     </w:lvl>
   </w:abstractNum>
-  <w:abstractNum w:abstractNumId="4" w15:restartNumberingAfterBreak="0">
+  <w:abstractNum w:abstractNumId="6" w15:restartNumberingAfterBreak="0">
+    <w:nsid w:val="1EF13500"/>
+    <w:multiLevelType w:val="hybridMultilevel"/>
+    <w:tmpl w:val="F6825A44"/>
+    <w:lvl w:ilvl="0" w:tplc="39862680">
+      <w:start w:val="1"/>
+      <w:numFmt w:val="bullet"/>
+      <w:lvlText w:val="●"/>
+      <w:lvlJc w:val="left"/>
+      <w:pPr>
+        <w:ind w:left="720" w:hanging="360"/>
+      </w:pPr>
+    </w:lvl>
+    <w:lvl w:ilvl="1" w:tplc="6DEEE2B0">
+      <w:start w:val="1"/>
+      <w:numFmt w:val="bullet"/>
+      <w:lvlText w:val="○"/>
+      <w:lvlJc w:val="left"/>
+      <w:pPr>
+        <w:ind w:left="1440" w:hanging="360"/>
+      </w:pPr>
+    </w:lvl>
+    <w:lvl w:ilvl="2" w:tplc="12F8FEDA">
+      <w:start w:val="1"/>
+      <w:numFmt w:val="bullet"/>
+      <w:lvlText w:val="■"/>
+      <w:lvlJc w:val="left"/>
+      <w:pPr>
+        <w:ind w:left="2160" w:hanging="360"/>
+      </w:pPr>
+    </w:lvl>
+    <w:lvl w:ilvl="3" w:tplc="B6BA9B98">
+      <w:start w:val="1"/>
+      <w:numFmt w:val="bullet"/>
+      <w:lvlText w:val="●"/>
+      <w:lvlJc w:val="left"/>
+      <w:pPr>
+        <w:ind w:left="2880" w:hanging="360"/>
+      </w:pPr>
+    </w:lvl>
+    <w:lvl w:ilvl="4" w:tplc="8DAEDE94">
+      <w:start w:val="1"/>
+      <w:numFmt w:val="bullet"/>
+      <w:lvlText w:val="○"/>
+      <w:lvlJc w:val="left"/>
+      <w:pPr>
+        <w:ind w:left="3600" w:hanging="360"/>
+      </w:pPr>
+    </w:lvl>
+    <w:lvl w:ilvl="5" w:tplc="8F005826">
+      <w:start w:val="1"/>
+      <w:numFmt w:val="bullet"/>
+      <w:lvlText w:val="■"/>
+      <w:lvlJc w:val="left"/>
+      <w:pPr>
+        <w:ind w:left="4320" w:hanging="360"/>
+      </w:pPr>
+    </w:lvl>
+    <w:lvl w:ilvl="6" w:tplc="05C0F866">
+      <w:start w:val="1"/>
+      <w:numFmt w:val="bullet"/>
+      <w:lvlText w:val="●"/>
+      <w:lvlJc w:val="left"/>
+      <w:pPr>
+        <w:ind w:left="5040" w:hanging="360"/>
+      </w:pPr>
+    </w:lvl>
+    <w:lvl w:ilvl="7" w:tplc="F9E09816">
+      <w:start w:val="1"/>
+      <w:numFmt w:val="bullet"/>
+      <w:lvlText w:val="●"/>
+      <w:lvlJc w:val="left"/>
+      <w:pPr>
+        <w:ind w:left="5760" w:hanging="360"/>
+      </w:pPr>
+    </w:lvl>
+    <w:lvl w:ilvl="8" w:tplc="0DB2D256">
+      <w:start w:val="1"/>
+      <w:numFmt w:val="bullet"/>
+      <w:lvlText w:val="●"/>
+      <w:lvlJc w:val="left"/>
+      <w:pPr>
+        <w:ind w:left="6480" w:hanging="360"/>
+      </w:pPr>
+    </w:lvl>
+  </w:abstractNum>
+  <w:abstractNum w:abstractNumId="7" w15:restartNumberingAfterBreak="0">
     <w:nsid w:val="37D515D7"/>
     <w:multiLevelType w:val="hybridMultilevel"/>
     <w:tmpl w:val="27F8C338"/>
@@ -22587,7 +24937,7 @@
       </w:pPr>
     </w:lvl>
   </w:abstractNum>
-  <w:abstractNum w:abstractNumId="5" w15:restartNumberingAfterBreak="0">
+  <w:abstractNum w:abstractNumId="8" w15:restartNumberingAfterBreak="0">
     <w:nsid w:val="39150749"/>
     <w:multiLevelType w:val="hybridMultilevel"/>
     <w:tmpl w:val="4B00AF08"/>
@@ -22646,7 +24996,7 @@
       <w:lvlJc w:val="left"/>
     </w:lvl>
   </w:abstractNum>
-  <w:abstractNum w:abstractNumId="6" w15:restartNumberingAfterBreak="0">
+  <w:abstractNum w:abstractNumId="9" w15:restartNumberingAfterBreak="0">
     <w:nsid w:val="3A5D4018"/>
     <w:multiLevelType w:val="multilevel"/>
     <w:tmpl w:val="215071B6"/>
@@ -22759,7 +25109,7 @@
       </w:pPr>
     </w:lvl>
   </w:abstractNum>
-  <w:abstractNum w:abstractNumId="7" w15:restartNumberingAfterBreak="0">
+  <w:abstractNum w:abstractNumId="10" w15:restartNumberingAfterBreak="0">
     <w:nsid w:val="51BF4C0F"/>
     <w:multiLevelType w:val="hybridMultilevel"/>
     <w:tmpl w:val="F1F4B466"/>
@@ -22848,7 +25198,7 @@
       </w:pPr>
     </w:lvl>
   </w:abstractNum>
-  <w:abstractNum w:abstractNumId="8" w15:restartNumberingAfterBreak="0">
+  <w:abstractNum w:abstractNumId="11" w15:restartNumberingAfterBreak="0">
     <w:nsid w:val="52275B0D"/>
     <w:multiLevelType w:val="multilevel"/>
     <w:tmpl w:val="82127396"/>
@@ -22997,7 +25347,7 @@
       </w:rPr>
     </w:lvl>
   </w:abstractNum>
-  <w:abstractNum w:abstractNumId="9" w15:restartNumberingAfterBreak="0">
+  <w:abstractNum w:abstractNumId="12" w15:restartNumberingAfterBreak="0">
     <w:nsid w:val="68E67A0F"/>
     <w:multiLevelType w:val="multilevel"/>
     <w:tmpl w:val="E0F0EA88"/>
@@ -23146,7 +25496,7 @@
       </w:rPr>
     </w:lvl>
   </w:abstractNum>
-  <w:abstractNum w:abstractNumId="10" w15:restartNumberingAfterBreak="0">
+  <w:abstractNum w:abstractNumId="13" w15:restartNumberingAfterBreak="0">
     <w:nsid w:val="76BE2DCD"/>
     <w:multiLevelType w:val="hybridMultilevel"/>
     <w:tmpl w:val="822A18EE"/>
@@ -23232,7 +25582,7 @@
       </w:pPr>
     </w:lvl>
   </w:abstractNum>
-  <w:abstractNum w:abstractNumId="11" w15:restartNumberingAfterBreak="0">
+  <w:abstractNum w:abstractNumId="14" w15:restartNumberingAfterBreak="0">
     <w:nsid w:val="7D6269D4"/>
     <w:multiLevelType w:val="multilevel"/>
     <w:tmpl w:val="78A6E202"/>
@@ -23382,49 +25732,67 @@
     </w:lvl>
   </w:abstractNum>
   <w:num w:numId="1" w16cid:durableId="1326546684">
-    <w:abstractNumId w:val="8"/>
+    <w:abstractNumId w:val="11"/>
   </w:num>
   <w:num w:numId="2" w16cid:durableId="232357009">
-    <w:abstractNumId w:val="9"/>
+    <w:abstractNumId w:val="12"/>
   </w:num>
   <w:num w:numId="3" w16cid:durableId="768549773">
-    <w:abstractNumId w:val="10"/>
+    <w:abstractNumId w:val="13"/>
     <w:lvlOverride w:ilvl="0">
       <w:startOverride w:val="1"/>
     </w:lvlOverride>
   </w:num>
   <w:num w:numId="4" w16cid:durableId="1068069234">
-    <w:abstractNumId w:val="3"/>
+    <w:abstractNumId w:val="5"/>
   </w:num>
   <w:num w:numId="5" w16cid:durableId="353658863">
-    <w:abstractNumId w:val="7"/>
+    <w:abstractNumId w:val="10"/>
   </w:num>
   <w:num w:numId="6" w16cid:durableId="388845219">
-    <w:abstractNumId w:val="1"/>
+    <w:abstractNumId w:val="2"/>
   </w:num>
   <w:num w:numId="7" w16cid:durableId="735204045">
     <w:abstractNumId w:val="0"/>
   </w:num>
   <w:num w:numId="8" w16cid:durableId="1732147701">
-    <w:abstractNumId w:val="6"/>
+    <w:abstractNumId w:val="9"/>
   </w:num>
   <w:num w:numId="9" w16cid:durableId="1973367779">
-    <w:abstractNumId w:val="11"/>
+    <w:abstractNumId w:val="14"/>
   </w:num>
   <w:num w:numId="10" w16cid:durableId="249966904">
-    <w:abstractNumId w:val="5"/>
+    <w:abstractNumId w:val="8"/>
     <w:lvlOverride w:ilvl="0">
       <w:startOverride w:val="1"/>
     </w:lvlOverride>
   </w:num>
   <w:num w:numId="11" w16cid:durableId="845943327">
-    <w:abstractNumId w:val="2"/>
+    <w:abstractNumId w:val="4"/>
     <w:lvlOverride w:ilvl="0">
       <w:startOverride w:val="1"/>
     </w:lvlOverride>
   </w:num>
   <w:num w:numId="12" w16cid:durableId="259030784">
-    <w:abstractNumId w:val="4"/>
+    <w:abstractNumId w:val="7"/>
+    <w:lvlOverride w:ilvl="0">
+      <w:startOverride w:val="1"/>
+    </w:lvlOverride>
+  </w:num>
+  <w:num w:numId="13" w16cid:durableId="1756440462">
+    <w:abstractNumId w:val="1"/>
+    <w:lvlOverride w:ilvl="0">
+      <w:startOverride w:val="1"/>
+    </w:lvlOverride>
+  </w:num>
+  <w:num w:numId="14" w16cid:durableId="1487018444">
+    <w:abstractNumId w:val="6"/>
+    <w:lvlOverride w:ilvl="0">
+      <w:startOverride w:val="1"/>
+    </w:lvlOverride>
+  </w:num>
+  <w:num w:numId="15" w16cid:durableId="815881688">
+    <w:abstractNumId w:val="3"/>
     <w:lvlOverride w:ilvl="0">
       <w:startOverride w:val="1"/>
     </w:lvlOverride>
